--- a/Interview Questions.docx
+++ b/Interview Questions.docx
@@ -32,36 +32,628 @@
         </w:rPr>
       </w:pPr>
     </w:p>
-    <w:p>
-      <w:pPr>
-        <w:pStyle w:val="ListParagraph"/>
-        <w:numPr>
-          <w:ilvl w:val="0"/>
-          <w:numId w:val="1"/>
-        </w:numPr>
-        <w:rPr>
-          <w:rFonts w:ascii="Arial" w:hAnsi="Arial" w:cs="Arial"/>
-          <w:sz w:val="28"/>
-          <w:szCs w:val="28"/>
-        </w:rPr>
-      </w:pPr>
-      <w:r>
-        <w:rPr>
-          <w:rFonts w:ascii="Arial" w:hAnsi="Arial" w:cs="Arial"/>
-          <w:sz w:val="28"/>
-          <w:szCs w:val="28"/>
-        </w:rPr>
+    <w:sdt>
+      <w:sdtPr>
+        <w:id w:val="1868406070"/>
+        <w:docPartObj>
+          <w:docPartGallery w:val="Table of Contents"/>
+          <w:docPartUnique/>
+        </w:docPartObj>
+      </w:sdtPr>
+      <w:sdtEndPr>
+        <w:rPr>
+          <w:rFonts w:asciiTheme="minorHAnsi" w:eastAsiaTheme="minorHAnsi" w:hAnsiTheme="minorHAnsi" w:cstheme="minorBidi"/>
+          <w:b/>
+          <w:bCs/>
+          <w:noProof/>
+          <w:color w:val="auto"/>
+          <w:kern w:val="2"/>
+          <w:sz w:val="22"/>
+          <w:szCs w:val="22"/>
+          <w:lang w:val="en-GB"/>
+          <w14:ligatures w14:val="standardContextual"/>
+        </w:rPr>
+      </w:sdtEndPr>
+      <w:sdtContent>
+        <w:bookmarkStart w:id="0" w:name="toc" w:displacedByCustomXml="prev"/>
+        <w:p>
+          <w:pPr>
+            <w:pStyle w:val="TOCHeading"/>
+          </w:pPr>
+          <w:r>
+            <w:t>Contents</w:t>
+          </w:r>
+        </w:p>
+        <w:bookmarkEnd w:id="0"/>
+        <w:p>
+          <w:pPr>
+            <w:pStyle w:val="TOC1"/>
+            <w:tabs>
+              <w:tab w:val="right" w:leader="dot" w:pos="9016"/>
+            </w:tabs>
+            <w:rPr>
+              <w:rStyle w:val="Hyperlink"/>
+              <w:noProof/>
+            </w:rPr>
+          </w:pPr>
+          <w:r>
+            <w:fldChar w:fldCharType="begin"/>
+          </w:r>
+          <w:r>
+            <w:instrText xml:space="preserve"> TOC \o "1-3" \h \z \u </w:instrText>
+          </w:r>
+          <w:r>
+            <w:fldChar w:fldCharType="separate"/>
+          </w:r>
+          <w:hyperlink w:anchor="_Toc176290531" w:history="1">
+            <w:r>
+              <w:rPr>
+                <w:rStyle w:val="Hyperlink"/>
+                <w:noProof/>
+              </w:rPr>
+              <w:t>Give me an example of when you worked with a customer to develop a service or product. How did you build the relatio</w:t>
+            </w:r>
+            <w:r>
+              <w:rPr>
+                <w:rStyle w:val="Hyperlink"/>
+                <w:noProof/>
+              </w:rPr>
+              <w:t>n</w:t>
+            </w:r>
+            <w:r>
+              <w:rPr>
+                <w:rStyle w:val="Hyperlink"/>
+                <w:noProof/>
+              </w:rPr>
+              <w:t>ship and gain an understanding of the customer’s requirements? How did you adapt your strategy / business plans based on your new understanding of their requirements ? What impact did the new service or product have?</w:t>
+            </w:r>
+            <w:r>
+              <w:rPr>
+                <w:noProof/>
+                <w:webHidden/>
+              </w:rPr>
+              <w:tab/>
+            </w:r>
+            <w:r>
+              <w:rPr>
+                <w:noProof/>
+                <w:webHidden/>
+              </w:rPr>
+              <w:fldChar w:fldCharType="begin"/>
+            </w:r>
+            <w:r>
+              <w:rPr>
+                <w:noProof/>
+                <w:webHidden/>
+              </w:rPr>
+              <w:instrText xml:space="preserve"> PAGEREF _Toc176290531 \h </w:instrText>
+            </w:r>
+            <w:r>
+              <w:rPr>
+                <w:noProof/>
+                <w:webHidden/>
+              </w:rPr>
+            </w:r>
+            <w:r>
+              <w:rPr>
+                <w:noProof/>
+                <w:webHidden/>
+              </w:rPr>
+              <w:fldChar w:fldCharType="separate"/>
+            </w:r>
+            <w:r>
+              <w:rPr>
+                <w:noProof/>
+                <w:webHidden/>
+              </w:rPr>
+              <w:t>1</w:t>
+            </w:r>
+            <w:r>
+              <w:rPr>
+                <w:noProof/>
+                <w:webHidden/>
+              </w:rPr>
+              <w:fldChar w:fldCharType="end"/>
+            </w:r>
+          </w:hyperlink>
+        </w:p>
+        <w:p/>
+        <w:p>
+          <w:pPr>
+            <w:pStyle w:val="TOC1"/>
+            <w:tabs>
+              <w:tab w:val="right" w:leader="dot" w:pos="9016"/>
+            </w:tabs>
+            <w:rPr>
+              <w:rStyle w:val="Hyperlink"/>
+              <w:noProof/>
+            </w:rPr>
+          </w:pPr>
+          <w:hyperlink w:anchor="_Toc176290532" w:history="1">
+            <w:r>
+              <w:rPr>
+                <w:rStyle w:val="Hyperlink"/>
+                <w:noProof/>
+              </w:rPr>
+              <w:t>What is</w:t>
+            </w:r>
+            <w:r>
+              <w:rPr>
+                <w:rStyle w:val="Hyperlink"/>
+                <w:noProof/>
+              </w:rPr>
+              <w:t xml:space="preserve"> </w:t>
+            </w:r>
+            <w:r>
+              <w:rPr>
+                <w:rStyle w:val="Hyperlink"/>
+                <w:noProof/>
+              </w:rPr>
+              <w:t>the most complex proje</w:t>
+            </w:r>
+            <w:r>
+              <w:rPr>
+                <w:rStyle w:val="Hyperlink"/>
+                <w:noProof/>
+              </w:rPr>
+              <w:t>c</w:t>
+            </w:r>
+            <w:r>
+              <w:rPr>
+                <w:rStyle w:val="Hyperlink"/>
+                <w:noProof/>
+              </w:rPr>
+              <w:t>t/delivery you have managed? How did you collaborate with others? Wh</w:t>
+            </w:r>
+            <w:r>
+              <w:rPr>
+                <w:rStyle w:val="Hyperlink"/>
+                <w:noProof/>
+              </w:rPr>
+              <w:t>a</w:t>
+            </w:r>
+            <w:r>
+              <w:rPr>
+                <w:rStyle w:val="Hyperlink"/>
+                <w:noProof/>
+              </w:rPr>
+              <w:t>t was yo</w:t>
+            </w:r>
+            <w:r>
+              <w:rPr>
+                <w:rStyle w:val="Hyperlink"/>
+                <w:noProof/>
+              </w:rPr>
+              <w:t>u</w:t>
+            </w:r>
+            <w:r>
+              <w:rPr>
+                <w:rStyle w:val="Hyperlink"/>
+                <w:noProof/>
+              </w:rPr>
+              <w:t>r approach, challenges and success measures and what lessons did you learn.</w:t>
+            </w:r>
+            <w:r>
+              <w:rPr>
+                <w:noProof/>
+                <w:webHidden/>
+              </w:rPr>
+              <w:tab/>
+            </w:r>
+            <w:r>
+              <w:rPr>
+                <w:noProof/>
+                <w:webHidden/>
+              </w:rPr>
+              <w:fldChar w:fldCharType="begin"/>
+            </w:r>
+            <w:r>
+              <w:rPr>
+                <w:noProof/>
+                <w:webHidden/>
+              </w:rPr>
+              <w:instrText xml:space="preserve"> PAGEREF _Toc176290532 \h </w:instrText>
+            </w:r>
+            <w:r>
+              <w:rPr>
+                <w:noProof/>
+                <w:webHidden/>
+              </w:rPr>
+            </w:r>
+            <w:r>
+              <w:rPr>
+                <w:noProof/>
+                <w:webHidden/>
+              </w:rPr>
+              <w:fldChar w:fldCharType="separate"/>
+            </w:r>
+            <w:r>
+              <w:rPr>
+                <w:noProof/>
+                <w:webHidden/>
+              </w:rPr>
+              <w:t>6</w:t>
+            </w:r>
+            <w:r>
+              <w:rPr>
+                <w:noProof/>
+                <w:webHidden/>
+              </w:rPr>
+              <w:fldChar w:fldCharType="end"/>
+            </w:r>
+          </w:hyperlink>
+        </w:p>
+        <w:p/>
+        <w:p>
+          <w:pPr>
+            <w:pStyle w:val="TOC1"/>
+            <w:tabs>
+              <w:tab w:val="right" w:leader="dot" w:pos="9016"/>
+            </w:tabs>
+            <w:rPr>
+              <w:rStyle w:val="Hyperlink"/>
+              <w:noProof/>
+            </w:rPr>
+          </w:pPr>
+          <w:hyperlink w:anchor="_Toc176290533" w:history="1">
+            <w:r>
+              <w:rPr>
+                <w:rStyle w:val="Hyperlink"/>
+                <w:noProof/>
+              </w:rPr>
+              <w:t>As a l</w:t>
+            </w:r>
+            <w:r>
+              <w:rPr>
+                <w:rStyle w:val="Hyperlink"/>
+                <w:noProof/>
+              </w:rPr>
+              <w:t>e</w:t>
+            </w:r>
+            <w:r>
+              <w:rPr>
+                <w:rStyle w:val="Hyperlink"/>
+                <w:noProof/>
+              </w:rPr>
+              <w:t>a</w:t>
+            </w:r>
+            <w:r>
+              <w:rPr>
+                <w:rStyle w:val="Hyperlink"/>
+                <w:noProof/>
+              </w:rPr>
+              <w:t xml:space="preserve">der you will need to be transparent in your decision making. Explain a time when you have done </w:t>
+            </w:r>
+            <w:r>
+              <w:rPr>
+                <w:rStyle w:val="Hyperlink"/>
+                <w:noProof/>
+              </w:rPr>
+              <w:t>t</w:t>
+            </w:r>
+            <w:r>
+              <w:rPr>
+                <w:rStyle w:val="Hyperlink"/>
+                <w:noProof/>
+              </w:rPr>
+              <w:t>his.</w:t>
+            </w:r>
+            <w:r>
+              <w:rPr>
+                <w:noProof/>
+                <w:webHidden/>
+              </w:rPr>
+              <w:tab/>
+            </w:r>
+            <w:r>
+              <w:rPr>
+                <w:noProof/>
+                <w:webHidden/>
+              </w:rPr>
+              <w:fldChar w:fldCharType="begin"/>
+            </w:r>
+            <w:r>
+              <w:rPr>
+                <w:noProof/>
+                <w:webHidden/>
+              </w:rPr>
+              <w:instrText xml:space="preserve"> PAGEREF _Toc176290533 \h </w:instrText>
+            </w:r>
+            <w:r>
+              <w:rPr>
+                <w:noProof/>
+                <w:webHidden/>
+              </w:rPr>
+            </w:r>
+            <w:r>
+              <w:rPr>
+                <w:noProof/>
+                <w:webHidden/>
+              </w:rPr>
+              <w:fldChar w:fldCharType="separate"/>
+            </w:r>
+            <w:r>
+              <w:rPr>
+                <w:noProof/>
+                <w:webHidden/>
+              </w:rPr>
+              <w:t>12</w:t>
+            </w:r>
+            <w:r>
+              <w:rPr>
+                <w:noProof/>
+                <w:webHidden/>
+              </w:rPr>
+              <w:fldChar w:fldCharType="end"/>
+            </w:r>
+          </w:hyperlink>
+        </w:p>
+        <w:p/>
+        <w:p>
+          <w:pPr>
+            <w:pStyle w:val="TOC1"/>
+            <w:tabs>
+              <w:tab w:val="right" w:leader="dot" w:pos="9016"/>
+            </w:tabs>
+            <w:rPr>
+              <w:rStyle w:val="Hyperlink"/>
+              <w:noProof/>
+            </w:rPr>
+          </w:pPr>
+          <w:hyperlink w:anchor="_Toc176290534" w:history="1">
+            <w:r>
+              <w:rPr>
+                <w:rStyle w:val="Hyperlink"/>
+                <w:noProof/>
+              </w:rPr>
+              <w:t>Tell us about a time when you have nurtured stakeholder relationships? How did you collaborate to achi</w:t>
+            </w:r>
+            <w:r>
+              <w:rPr>
+                <w:rStyle w:val="Hyperlink"/>
+                <w:noProof/>
+              </w:rPr>
+              <w:t>e</w:t>
+            </w:r>
+            <w:r>
+              <w:rPr>
+                <w:rStyle w:val="Hyperlink"/>
+                <w:noProof/>
+              </w:rPr>
+              <w:t>v</w:t>
+            </w:r>
+            <w:r>
+              <w:rPr>
+                <w:rStyle w:val="Hyperlink"/>
+                <w:noProof/>
+              </w:rPr>
+              <w:t>e</w:t>
+            </w:r>
+            <w:r>
+              <w:rPr>
+                <w:rStyle w:val="Hyperlink"/>
+                <w:noProof/>
+              </w:rPr>
+              <w:t xml:space="preserve"> progress on shared goals?</w:t>
+            </w:r>
+            <w:r>
+              <w:rPr>
+                <w:noProof/>
+                <w:webHidden/>
+              </w:rPr>
+              <w:tab/>
+            </w:r>
+            <w:r>
+              <w:rPr>
+                <w:noProof/>
+                <w:webHidden/>
+              </w:rPr>
+              <w:fldChar w:fldCharType="begin"/>
+            </w:r>
+            <w:r>
+              <w:rPr>
+                <w:noProof/>
+                <w:webHidden/>
+              </w:rPr>
+              <w:instrText xml:space="preserve"> PAGEREF _Toc176290534 \h </w:instrText>
+            </w:r>
+            <w:r>
+              <w:rPr>
+                <w:noProof/>
+                <w:webHidden/>
+              </w:rPr>
+            </w:r>
+            <w:r>
+              <w:rPr>
+                <w:noProof/>
+                <w:webHidden/>
+              </w:rPr>
+              <w:fldChar w:fldCharType="separate"/>
+            </w:r>
+            <w:r>
+              <w:rPr>
+                <w:noProof/>
+                <w:webHidden/>
+              </w:rPr>
+              <w:t>15</w:t>
+            </w:r>
+            <w:r>
+              <w:rPr>
+                <w:noProof/>
+                <w:webHidden/>
+              </w:rPr>
+              <w:fldChar w:fldCharType="end"/>
+            </w:r>
+          </w:hyperlink>
+        </w:p>
+        <w:p/>
+        <w:p>
+          <w:pPr>
+            <w:pStyle w:val="TOC1"/>
+            <w:tabs>
+              <w:tab w:val="right" w:leader="dot" w:pos="9016"/>
+            </w:tabs>
+            <w:rPr>
+              <w:noProof/>
+            </w:rPr>
+          </w:pPr>
+          <w:hyperlink w:anchor="_Toc176290535" w:history="1">
+            <w:r>
+              <w:rPr>
+                <w:rStyle w:val="Hyperlink"/>
+                <w:noProof/>
+              </w:rPr>
+              <w:t>Wo</w:t>
+            </w:r>
+            <w:r>
+              <w:rPr>
+                <w:rStyle w:val="Hyperlink"/>
+                <w:noProof/>
+              </w:rPr>
+              <w:t>r</w:t>
+            </w:r>
+            <w:r>
+              <w:rPr>
+                <w:rStyle w:val="Hyperlink"/>
+                <w:noProof/>
+              </w:rPr>
+              <w:t>king Collaboratively</w:t>
+            </w:r>
+            <w:r>
+              <w:rPr>
+                <w:noProof/>
+                <w:webHidden/>
+              </w:rPr>
+              <w:tab/>
+            </w:r>
+            <w:r>
+              <w:rPr>
+                <w:noProof/>
+                <w:webHidden/>
+              </w:rPr>
+              <w:fldChar w:fldCharType="begin"/>
+            </w:r>
+            <w:r>
+              <w:rPr>
+                <w:noProof/>
+                <w:webHidden/>
+              </w:rPr>
+              <w:instrText xml:space="preserve"> PAGEREF _Toc176290535 \h </w:instrText>
+            </w:r>
+            <w:r>
+              <w:rPr>
+                <w:noProof/>
+                <w:webHidden/>
+              </w:rPr>
+            </w:r>
+            <w:r>
+              <w:rPr>
+                <w:noProof/>
+                <w:webHidden/>
+              </w:rPr>
+              <w:fldChar w:fldCharType="separate"/>
+            </w:r>
+            <w:r>
+              <w:rPr>
+                <w:noProof/>
+                <w:webHidden/>
+              </w:rPr>
+              <w:t>18</w:t>
+            </w:r>
+            <w:r>
+              <w:rPr>
+                <w:noProof/>
+                <w:webHidden/>
+              </w:rPr>
+              <w:fldChar w:fldCharType="end"/>
+            </w:r>
+          </w:hyperlink>
+        </w:p>
+        <w:p>
+          <w:r>
+            <w:rPr>
+              <w:b/>
+              <w:bCs/>
+              <w:noProof/>
+            </w:rPr>
+            <w:fldChar w:fldCharType="end"/>
+          </w:r>
+        </w:p>
+      </w:sdtContent>
+    </w:sdt>
+    <w:p>
+      <w:pPr>
+        <w:rPr>
+          <w:rFonts w:ascii="Arial" w:hAnsi="Arial" w:cs="Arial"/>
+          <w:sz w:val="28"/>
+          <w:szCs w:val="28"/>
+        </w:rPr>
+      </w:pPr>
+    </w:p>
+    <w:p>
+      <w:pPr>
+        <w:rPr>
+          <w:rFonts w:ascii="Arial" w:hAnsi="Arial" w:cs="Arial"/>
+          <w:sz w:val="28"/>
+          <w:szCs w:val="28"/>
+        </w:rPr>
+      </w:pPr>
+    </w:p>
+    <w:p>
+      <w:pPr>
+        <w:rPr>
+          <w:rFonts w:ascii="Arial" w:hAnsi="Arial" w:cs="Arial"/>
+          <w:sz w:val="28"/>
+          <w:szCs w:val="28"/>
+        </w:rPr>
+      </w:pPr>
+    </w:p>
+    <w:p>
+      <w:pPr>
+        <w:rPr>
+          <w:rFonts w:ascii="Arial" w:hAnsi="Arial" w:cs="Arial"/>
+          <w:sz w:val="28"/>
+          <w:szCs w:val="28"/>
+        </w:rPr>
+      </w:pPr>
+      <w:r>
+        <w:rPr>
+          <w:rFonts w:ascii="Arial" w:hAnsi="Arial" w:cs="Arial"/>
+          <w:sz w:val="28"/>
+          <w:szCs w:val="28"/>
+        </w:rPr>
+        <w:br w:type="page"/>
+      </w:r>
+    </w:p>
+    <w:p>
+      <w:pPr>
+        <w:rPr>
+          <w:rFonts w:ascii="Arial" w:hAnsi="Arial" w:cs="Arial"/>
+          <w:sz w:val="28"/>
+          <w:szCs w:val="28"/>
+        </w:rPr>
+      </w:pPr>
+      <w:hyperlink w:anchor="toc" w:history="1">
+        <w:r>
+          <w:rPr>
+            <w:rStyle w:val="Hyperlink"/>
+            <w:rFonts w:ascii="Arial" w:hAnsi="Arial" w:cs="Arial"/>
+            <w:sz w:val="28"/>
+            <w:szCs w:val="28"/>
+          </w:rPr>
+          <w:t>Go back</w:t>
+        </w:r>
+      </w:hyperlink>
+    </w:p>
+    <w:p>
+      <w:pPr>
+        <w:pStyle w:val="Heading1"/>
+      </w:pPr>
+      <w:bookmarkStart w:id="1" w:name="_Toc176290531"/>
+      <w:r>
         <w:t>Give me an example of when you worked with a customer to develop a service or product. How did you build the relationship and gain an understanding of the customer’s requirements? How did you adapt your strategy / business plans based on your new understanding of their requirements ? What impact did the new service or product have?</w:t>
       </w:r>
-    </w:p>
-    <w:p>
-      <w:pPr>
-        <w:rPr>
-          <w:rFonts w:ascii="Arial" w:hAnsi="Arial" w:cs="Arial"/>
-          <w:sz w:val="28"/>
-          <w:szCs w:val="28"/>
-        </w:rPr>
-      </w:pPr>
+      <w:bookmarkEnd w:id="1"/>
     </w:p>
     <w:p>
       <w:pPr>
@@ -112,7 +704,25 @@
           <w:sz w:val="28"/>
           <w:szCs w:val="28"/>
         </w:rPr>
-        <w:t xml:space="preserve">One particular product was the LoneWorker system which I built this for Environment Services that help to keep staff safe when travelling on site. </w:t>
+        <w:t xml:space="preserve">One particular product was the </w:t>
+      </w:r>
+      <w:proofErr w:type="spellStart"/>
+      <w:r>
+        <w:rPr>
+          <w:rFonts w:ascii="Arial" w:hAnsi="Arial" w:cs="Arial"/>
+          <w:sz w:val="28"/>
+          <w:szCs w:val="28"/>
+        </w:rPr>
+        <w:t>LoneWorker</w:t>
+      </w:r>
+      <w:proofErr w:type="spellEnd"/>
+      <w:r>
+        <w:rPr>
+          <w:rFonts w:ascii="Arial" w:hAnsi="Arial" w:cs="Arial"/>
+          <w:sz w:val="28"/>
+          <w:szCs w:val="28"/>
+        </w:rPr>
+        <w:t xml:space="preserve"> system which I built this for Environment Services that help to keep staff safe when travelling on site. </w:t>
       </w:r>
     </w:p>
     <w:p>
@@ -235,15 +845,6 @@
           <w:szCs w:val="28"/>
         </w:rPr>
       </w:pPr>
-    </w:p>
-    <w:p>
-      <w:pPr>
-        <w:rPr>
-          <w:rFonts w:ascii="Arial" w:hAnsi="Arial" w:cs="Arial"/>
-          <w:sz w:val="28"/>
-          <w:szCs w:val="28"/>
-        </w:rPr>
-      </w:pPr>
       <w:r>
         <w:rPr>
           <w:rFonts w:ascii="Arial" w:hAnsi="Arial" w:cs="Arial"/>
@@ -252,6 +853,35 @@
         </w:rPr>
         <w:t>… I was open for feedback from the clients regarding new features or changes to be made during development</w:t>
       </w:r>
+    </w:p>
+    <w:p>
+      <w:pPr>
+        <w:rPr>
+          <w:rFonts w:ascii="Arial" w:hAnsi="Arial" w:cs="Arial"/>
+          <w:sz w:val="28"/>
+          <w:szCs w:val="28"/>
+        </w:rPr>
+      </w:pPr>
+    </w:p>
+    <w:p>
+      <w:pPr>
+        <w:rPr>
+          <w:rFonts w:ascii="Arial" w:hAnsi="Arial" w:cs="Arial"/>
+          <w:sz w:val="28"/>
+          <w:szCs w:val="28"/>
+        </w:rPr>
+      </w:pPr>
+      <w:hyperlink w:anchor="toc" w:history="1">
+        <w:r>
+          <w:rPr>
+            <w:rStyle w:val="Hyperlink"/>
+            <w:rFonts w:ascii="Arial" w:hAnsi="Arial" w:cs="Arial"/>
+            <w:sz w:val="28"/>
+            <w:szCs w:val="28"/>
+          </w:rPr>
+          <w:t>Go back</w:t>
+        </w:r>
+      </w:hyperlink>
     </w:p>
     <w:p>
       <w:pPr>
@@ -419,7 +1049,25 @@
           <w:sz w:val="28"/>
           <w:szCs w:val="28"/>
         </w:rPr>
-        <w:t xml:space="preserve">, e.g. the Admin section on the LoneWorker system included functionalities for Administrators to customise the system the way they want it to work. This works in such a way that it caters for different sections in </w:t>
+        <w:t xml:space="preserve">, e.g. the Admin section on the </w:t>
+      </w:r>
+      <w:proofErr w:type="spellStart"/>
+      <w:r>
+        <w:rPr>
+          <w:rFonts w:ascii="Arial" w:hAnsi="Arial" w:cs="Arial"/>
+          <w:sz w:val="28"/>
+          <w:szCs w:val="28"/>
+        </w:rPr>
+        <w:t>LoneWorker</w:t>
+      </w:r>
+      <w:proofErr w:type="spellEnd"/>
+      <w:r>
+        <w:rPr>
+          <w:rFonts w:ascii="Arial" w:hAnsi="Arial" w:cs="Arial"/>
+          <w:sz w:val="28"/>
+          <w:szCs w:val="28"/>
+        </w:rPr>
+        <w:t xml:space="preserve"> system included functionalities for Administrators to customise the system the way they want it to work. This works in such a way that it caters for different sections in </w:t>
       </w:r>
       <w:r>
         <w:rPr>
@@ -471,7 +1119,25 @@
           <w:sz w:val="28"/>
           <w:szCs w:val="28"/>
         </w:rPr>
-        <w:t xml:space="preserve">Prior to the Loneworker, the process was primarily a manual process and it was time consuming and very costly. </w:t>
+        <w:t xml:space="preserve">Prior to the </w:t>
+      </w:r>
+      <w:proofErr w:type="spellStart"/>
+      <w:r>
+        <w:rPr>
+          <w:rFonts w:ascii="Arial" w:hAnsi="Arial" w:cs="Arial"/>
+          <w:sz w:val="28"/>
+          <w:szCs w:val="28"/>
+        </w:rPr>
+        <w:t>Loneworker</w:t>
+      </w:r>
+      <w:proofErr w:type="spellEnd"/>
+      <w:r>
+        <w:rPr>
+          <w:rFonts w:ascii="Arial" w:hAnsi="Arial" w:cs="Arial"/>
+          <w:sz w:val="28"/>
+          <w:szCs w:val="28"/>
+        </w:rPr>
+        <w:t xml:space="preserve">, the process was primarily a manual process and it was time consuming and very costly. </w:t>
       </w:r>
     </w:p>
     <w:p>
@@ -499,7 +1165,25 @@
           <w:sz w:val="28"/>
           <w:szCs w:val="28"/>
         </w:rPr>
-        <w:t>So this service made a huge difference to people's lives, particularly, Environmental Services and contributed to provide effectiency and cost savings to the service and to Stockport Council as a whole.</w:t>
+        <w:t xml:space="preserve">So this service made a huge difference to people's lives, particularly, Environmental Services and contributed to provide </w:t>
+      </w:r>
+      <w:proofErr w:type="spellStart"/>
+      <w:r>
+        <w:rPr>
+          <w:rFonts w:ascii="Arial" w:hAnsi="Arial" w:cs="Arial"/>
+          <w:sz w:val="28"/>
+          <w:szCs w:val="28"/>
+        </w:rPr>
+        <w:t>effectiency</w:t>
+      </w:r>
+      <w:proofErr w:type="spellEnd"/>
+      <w:r>
+        <w:rPr>
+          <w:rFonts w:ascii="Arial" w:hAnsi="Arial" w:cs="Arial"/>
+          <w:sz w:val="28"/>
+          <w:szCs w:val="28"/>
+        </w:rPr>
+        <w:t xml:space="preserve"> and cost savings to the service and to Stockport Council as a whole.</w:t>
       </w:r>
     </w:p>
     <w:p>
@@ -571,6 +1255,17 @@
           <w:szCs w:val="28"/>
         </w:rPr>
       </w:pPr>
+      <w:hyperlink w:anchor="toc" w:history="1">
+        <w:r>
+          <w:rPr>
+            <w:rStyle w:val="Hyperlink"/>
+            <w:rFonts w:ascii="Arial" w:hAnsi="Arial" w:cs="Arial"/>
+            <w:sz w:val="28"/>
+            <w:szCs w:val="28"/>
+          </w:rPr>
+          <w:t>Go back</w:t>
+        </w:r>
+      </w:hyperlink>
     </w:p>
     <w:p>
       <w:pPr>
@@ -921,6 +1616,44 @@
           <w:szCs w:val="28"/>
         </w:rPr>
       </w:pPr>
+      <w:hyperlink w:anchor="toc" w:history="1">
+        <w:r>
+          <w:rPr>
+            <w:rStyle w:val="Hyperlink"/>
+            <w:rFonts w:ascii="Arial" w:hAnsi="Arial" w:cs="Arial"/>
+            <w:sz w:val="28"/>
+            <w:szCs w:val="28"/>
+          </w:rPr>
+          <w:t>Go</w:t>
+        </w:r>
+        <w:r>
+          <w:rPr>
+            <w:rStyle w:val="Hyperlink"/>
+            <w:rFonts w:ascii="Arial" w:hAnsi="Arial" w:cs="Arial"/>
+            <w:sz w:val="28"/>
+            <w:szCs w:val="28"/>
+          </w:rPr>
+          <w:t xml:space="preserve"> </w:t>
+        </w:r>
+        <w:r>
+          <w:rPr>
+            <w:rStyle w:val="Hyperlink"/>
+            <w:rFonts w:ascii="Arial" w:hAnsi="Arial" w:cs="Arial"/>
+            <w:sz w:val="28"/>
+            <w:szCs w:val="28"/>
+          </w:rPr>
+          <w:t>back</w:t>
+        </w:r>
+      </w:hyperlink>
+    </w:p>
+    <w:p>
+      <w:pPr>
+        <w:rPr>
+          <w:rFonts w:ascii="Arial" w:hAnsi="Arial" w:cs="Arial"/>
+          <w:sz w:val="28"/>
+          <w:szCs w:val="28"/>
+        </w:rPr>
+      </w:pPr>
       <w:r>
         <w:rPr>
           <w:rFonts w:ascii="Arial" w:hAnsi="Arial" w:cs="Arial"/>
@@ -1115,6 +1848,44 @@
           <w:szCs w:val="28"/>
         </w:rPr>
       </w:pPr>
+    </w:p>
+    <w:p>
+      <w:pPr>
+        <w:rPr>
+          <w:rFonts w:ascii="Arial" w:hAnsi="Arial" w:cs="Arial"/>
+          <w:sz w:val="28"/>
+          <w:szCs w:val="28"/>
+        </w:rPr>
+      </w:pPr>
+      <w:hyperlink w:anchor="toc" w:history="1">
+        <w:r>
+          <w:rPr>
+            <w:rStyle w:val="Hyperlink"/>
+            <w:rFonts w:ascii="Arial" w:hAnsi="Arial" w:cs="Arial"/>
+            <w:sz w:val="28"/>
+            <w:szCs w:val="28"/>
+          </w:rPr>
+          <w:t>Go ba</w:t>
+        </w:r>
+        <w:r>
+          <w:rPr>
+            <w:rStyle w:val="Hyperlink"/>
+            <w:rFonts w:ascii="Arial" w:hAnsi="Arial" w:cs="Arial"/>
+            <w:sz w:val="28"/>
+            <w:szCs w:val="28"/>
+          </w:rPr>
+          <w:t>c</w:t>
+        </w:r>
+        <w:r>
+          <w:rPr>
+            <w:rStyle w:val="Hyperlink"/>
+            <w:rFonts w:ascii="Arial" w:hAnsi="Arial" w:cs="Arial"/>
+            <w:sz w:val="28"/>
+            <w:szCs w:val="28"/>
+          </w:rPr>
+          <w:t>k</w:t>
+        </w:r>
+      </w:hyperlink>
       <w:r>
         <w:rPr>
           <w:rFonts w:ascii="Arial" w:hAnsi="Arial" w:cs="Arial"/>
@@ -1126,26 +1897,74 @@
     </w:p>
     <w:p>
       <w:pPr>
-        <w:pStyle w:val="ListParagraph"/>
-        <w:numPr>
-          <w:ilvl w:val="0"/>
-          <w:numId w:val="1"/>
-        </w:numPr>
-        <w:rPr>
-          <w:rFonts w:ascii="Arial" w:hAnsi="Arial" w:cs="Arial"/>
-          <w:sz w:val="28"/>
-          <w:szCs w:val="28"/>
-        </w:rPr>
-      </w:pPr>
-      <w:r>
-        <w:rPr>
-          <w:rFonts w:ascii="Arial" w:hAnsi="Arial" w:cs="Arial"/>
-          <w:sz w:val="28"/>
-          <w:szCs w:val="28"/>
-        </w:rPr>
-        <w:lastRenderedPageBreak/>
+        <w:rPr>
+          <w:rFonts w:ascii="Arial" w:hAnsi="Arial" w:cs="Arial"/>
+          <w:sz w:val="28"/>
+          <w:szCs w:val="28"/>
+        </w:rPr>
+      </w:pPr>
+      <w:hyperlink w:anchor="toc" w:history="1">
+        <w:r>
+          <w:rPr>
+            <w:rStyle w:val="Hyperlink"/>
+            <w:rFonts w:ascii="Arial" w:hAnsi="Arial" w:cs="Arial"/>
+            <w:sz w:val="28"/>
+            <w:szCs w:val="28"/>
+          </w:rPr>
+          <w:t>Go</w:t>
+        </w:r>
+        <w:r>
+          <w:rPr>
+            <w:rStyle w:val="Hyperlink"/>
+            <w:rFonts w:ascii="Arial" w:hAnsi="Arial" w:cs="Arial"/>
+            <w:sz w:val="28"/>
+            <w:szCs w:val="28"/>
+          </w:rPr>
+          <w:t xml:space="preserve"> </w:t>
+        </w:r>
+        <w:r>
+          <w:rPr>
+            <w:rStyle w:val="Hyperlink"/>
+            <w:rFonts w:ascii="Arial" w:hAnsi="Arial" w:cs="Arial"/>
+            <w:sz w:val="28"/>
+            <w:szCs w:val="28"/>
+          </w:rPr>
+          <w:t>b</w:t>
+        </w:r>
+        <w:r>
+          <w:rPr>
+            <w:rStyle w:val="Hyperlink"/>
+            <w:rFonts w:ascii="Arial" w:hAnsi="Arial" w:cs="Arial"/>
+            <w:sz w:val="28"/>
+            <w:szCs w:val="28"/>
+          </w:rPr>
+          <w:t>a</w:t>
+        </w:r>
+        <w:r>
+          <w:rPr>
+            <w:rStyle w:val="Hyperlink"/>
+            <w:rFonts w:ascii="Arial" w:hAnsi="Arial" w:cs="Arial"/>
+            <w:sz w:val="28"/>
+            <w:szCs w:val="28"/>
+          </w:rPr>
+          <w:t>ck</w:t>
+        </w:r>
+      </w:hyperlink>
+    </w:p>
+    <w:p>
+      <w:pPr>
+        <w:pStyle w:val="Heading1"/>
+      </w:pPr>
+      <w:bookmarkStart w:id="2" w:name="_Toc176290532"/>
+    </w:p>
+    <w:p>
+      <w:pPr>
+        <w:pStyle w:val="Heading1"/>
+      </w:pPr>
+      <w:r>
         <w:t>What is the most complex project/delivery you have managed? How did you collaborate with others? What was your approach, challenges and success measures and what lessons did you learn.</w:t>
       </w:r>
+      <w:bookmarkEnd w:id="2"/>
     </w:p>
     <w:p>
       <w:pPr>
@@ -1178,7 +1997,25 @@
           <w:sz w:val="28"/>
           <w:szCs w:val="28"/>
         </w:rPr>
-        <w:t xml:space="preserve">called the LoneWorker system. </w:t>
+        <w:t xml:space="preserve">called the </w:t>
+      </w:r>
+      <w:proofErr w:type="spellStart"/>
+      <w:r>
+        <w:rPr>
+          <w:rFonts w:ascii="Arial" w:hAnsi="Arial" w:cs="Arial"/>
+          <w:sz w:val="28"/>
+          <w:szCs w:val="28"/>
+        </w:rPr>
+        <w:t>LoneWorker</w:t>
+      </w:r>
+      <w:proofErr w:type="spellEnd"/>
+      <w:r>
+        <w:rPr>
+          <w:rFonts w:ascii="Arial" w:hAnsi="Arial" w:cs="Arial"/>
+          <w:sz w:val="28"/>
+          <w:szCs w:val="28"/>
+        </w:rPr>
+        <w:t xml:space="preserve"> system. </w:t>
       </w:r>
     </w:p>
     <w:p>
@@ -1262,66 +2099,60 @@
           <w:sz w:val="28"/>
           <w:szCs w:val="28"/>
         </w:rPr>
-        <w:t>I built the system such that staffs can enter their tasks when doing their job. If the task require them to be out of the office (which would be considered a high risk job), they will set the time they expects to return and if they have not return at the time they specify, an email and/or sms alert will be triggered to their team, manager and the control room, upon which an action will be taken.</w:t>
-      </w:r>
-    </w:p>
-    <w:p>
-      <w:pPr>
-        <w:rPr>
-          <w:rFonts w:ascii="Arial" w:hAnsi="Arial" w:cs="Arial"/>
-          <w:sz w:val="28"/>
-          <w:szCs w:val="28"/>
-        </w:rPr>
-      </w:pPr>
-    </w:p>
-    <w:p>
-      <w:pPr>
-        <w:rPr>
-          <w:rFonts w:ascii="Arial" w:hAnsi="Arial" w:cs="Arial"/>
-          <w:sz w:val="28"/>
-          <w:szCs w:val="28"/>
-        </w:rPr>
-      </w:pPr>
-    </w:p>
-    <w:p>
-      <w:pPr>
-        <w:rPr>
-          <w:rFonts w:ascii="Arial" w:hAnsi="Arial" w:cs="Arial"/>
-          <w:sz w:val="28"/>
-          <w:szCs w:val="28"/>
-        </w:rPr>
-      </w:pPr>
-      <w:r>
-        <w:rPr>
-          <w:rFonts w:ascii="Arial" w:hAnsi="Arial" w:cs="Arial"/>
-          <w:sz w:val="28"/>
-          <w:szCs w:val="28"/>
-        </w:rPr>
-        <w:t xml:space="preserve">There are different </w:t>
-      </w:r>
-      <w:r>
-        <w:rPr>
-          <w:rFonts w:ascii="Arial" w:hAnsi="Arial" w:cs="Arial"/>
-          <w:sz w:val="28"/>
-          <w:szCs w:val="28"/>
-        </w:rPr>
-        <w:t xml:space="preserve">components and complexity, </w:t>
-      </w:r>
-      <w:r>
-        <w:rPr>
-          <w:rFonts w:ascii="Arial" w:hAnsi="Arial" w:cs="Arial"/>
-          <w:sz w:val="28"/>
-          <w:szCs w:val="28"/>
-        </w:rPr>
-        <w:t xml:space="preserve">lots of moving parts, </w:t>
-      </w:r>
-      <w:r>
-        <w:rPr>
-          <w:rFonts w:ascii="Arial" w:hAnsi="Arial" w:cs="Arial"/>
-          <w:sz w:val="28"/>
-          <w:szCs w:val="28"/>
-        </w:rPr>
-        <w:t xml:space="preserve">all working together seamlessly . </w:t>
+        <w:t xml:space="preserve">I built the system such that staffs can enter their tasks when doing their job. If the task require them to be out of the office (which would be considered a high risk job), they will set the time they expects to return and if they have not return at the time they specify, an email and/or </w:t>
+      </w:r>
+      <w:proofErr w:type="spellStart"/>
+      <w:r>
+        <w:rPr>
+          <w:rFonts w:ascii="Arial" w:hAnsi="Arial" w:cs="Arial"/>
+          <w:sz w:val="28"/>
+          <w:szCs w:val="28"/>
+        </w:rPr>
+        <w:t>sms</w:t>
+      </w:r>
+      <w:proofErr w:type="spellEnd"/>
+      <w:r>
+        <w:rPr>
+          <w:rFonts w:ascii="Arial" w:hAnsi="Arial" w:cs="Arial"/>
+          <w:sz w:val="28"/>
+          <w:szCs w:val="28"/>
+        </w:rPr>
+        <w:t xml:space="preserve"> alert will be triggered to their team, manager and the control room, upon which an action will be taken.</w:t>
+      </w:r>
+    </w:p>
+    <w:p>
+      <w:pPr>
+        <w:rPr>
+          <w:rFonts w:ascii="Arial" w:hAnsi="Arial" w:cs="Arial"/>
+          <w:sz w:val="28"/>
+          <w:szCs w:val="28"/>
+        </w:rPr>
+      </w:pPr>
+    </w:p>
+    <w:p>
+      <w:pPr>
+        <w:rPr>
+          <w:rFonts w:ascii="Arial" w:hAnsi="Arial" w:cs="Arial"/>
+          <w:sz w:val="28"/>
+          <w:szCs w:val="28"/>
+        </w:rPr>
+      </w:pPr>
+    </w:p>
+    <w:p>
+      <w:pPr>
+        <w:rPr>
+          <w:rFonts w:ascii="Arial" w:hAnsi="Arial" w:cs="Arial"/>
+          <w:sz w:val="28"/>
+          <w:szCs w:val="28"/>
+        </w:rPr>
+      </w:pPr>
+      <w:r>
+        <w:rPr>
+          <w:rFonts w:ascii="Arial" w:hAnsi="Arial" w:cs="Arial"/>
+          <w:sz w:val="28"/>
+          <w:szCs w:val="28"/>
+        </w:rPr>
+        <w:t xml:space="preserve">There are different components and complexity, lots of moving parts, all working together seamlessly . </w:t>
       </w:r>
     </w:p>
     <w:p>
@@ -1472,6 +2303,7 @@
           <w:sz w:val="28"/>
           <w:szCs w:val="28"/>
         </w:rPr>
+        <w:lastRenderedPageBreak/>
         <w:t>Adjustments</w:t>
       </w:r>
     </w:p>
@@ -1538,7 +2370,6 @@
           <w:sz w:val="28"/>
           <w:szCs w:val="28"/>
         </w:rPr>
-        <w:lastRenderedPageBreak/>
         <w:t>Each department wanted to use it differently which adds to the complexity</w:t>
       </w:r>
     </w:p>
@@ -1583,7 +2414,25 @@
           <w:sz w:val="28"/>
           <w:szCs w:val="28"/>
         </w:rPr>
-        <w:t>e.g. Some require alerts to be sent via email or sms., and some require alerts to be sent to team member  or duty managers or to a control room</w:t>
+        <w:t xml:space="preserve">e.g. Some require alerts to be sent via email or </w:t>
+      </w:r>
+      <w:proofErr w:type="spellStart"/>
+      <w:r>
+        <w:rPr>
+          <w:rFonts w:ascii="Arial" w:hAnsi="Arial" w:cs="Arial"/>
+          <w:sz w:val="28"/>
+          <w:szCs w:val="28"/>
+        </w:rPr>
+        <w:t>sms</w:t>
+      </w:r>
+      <w:proofErr w:type="spellEnd"/>
+      <w:r>
+        <w:rPr>
+          <w:rFonts w:ascii="Arial" w:hAnsi="Arial" w:cs="Arial"/>
+          <w:sz w:val="28"/>
+          <w:szCs w:val="28"/>
+        </w:rPr>
+        <w:t>., and some require alerts to be sent to team member  or duty managers or to a control room</w:t>
       </w:r>
     </w:p>
     <w:p>
@@ -1847,23 +2696,7 @@
           <w:sz w:val="28"/>
           <w:szCs w:val="28"/>
         </w:rPr>
-        <w:t>Display various</w:t>
-      </w:r>
-      <w:r>
-        <w:rPr>
-          <w:rFonts w:ascii="Arial" w:hAnsi="Arial" w:cs="Arial"/>
-          <w:sz w:val="28"/>
-          <w:szCs w:val="28"/>
-        </w:rPr>
-        <w:t xml:space="preserve"> status of worker in a Team View</w:t>
-      </w:r>
-      <w:r>
-        <w:rPr>
-          <w:rFonts w:ascii="Arial" w:hAnsi="Arial" w:cs="Arial"/>
-          <w:sz w:val="28"/>
-          <w:szCs w:val="28"/>
-        </w:rPr>
-        <w:t xml:space="preserve"> – Only staff line managers can see their status</w:t>
+        <w:t>Display various status of worker in a Team View – Only staff line managers can see their status</w:t>
       </w:r>
     </w:p>
     <w:p>
@@ -1893,24 +2726,6 @@
           <w:szCs w:val="28"/>
         </w:rPr>
       </w:pPr>
-    </w:p>
-    <w:p>
-      <w:pPr>
-        <w:rPr>
-          <w:rFonts w:ascii="Arial" w:hAnsi="Arial" w:cs="Arial"/>
-          <w:sz w:val="28"/>
-          <w:szCs w:val="28"/>
-        </w:rPr>
-      </w:pPr>
-    </w:p>
-    <w:p>
-      <w:pPr>
-        <w:rPr>
-          <w:rFonts w:ascii="Arial" w:hAnsi="Arial" w:cs="Arial"/>
-          <w:sz w:val="28"/>
-          <w:szCs w:val="28"/>
-        </w:rPr>
-      </w:pPr>
       <w:r>
         <w:rPr>
           <w:rFonts w:ascii="Arial" w:hAnsi="Arial" w:cs="Arial"/>
@@ -1988,6 +2803,26 @@
           <w:szCs w:val="28"/>
         </w:rPr>
       </w:pPr>
+      <w:hyperlink w:anchor="toc" w:history="1">
+        <w:r>
+          <w:rPr>
+            <w:rStyle w:val="Hyperlink"/>
+            <w:rFonts w:ascii="Arial" w:hAnsi="Arial" w:cs="Arial"/>
+            <w:sz w:val="28"/>
+            <w:szCs w:val="28"/>
+          </w:rPr>
+          <w:t>Go back</w:t>
+        </w:r>
+      </w:hyperlink>
+    </w:p>
+    <w:p>
+      <w:pPr>
+        <w:rPr>
+          <w:rFonts w:ascii="Arial" w:hAnsi="Arial" w:cs="Arial"/>
+          <w:sz w:val="28"/>
+          <w:szCs w:val="28"/>
+        </w:rPr>
+      </w:pPr>
     </w:p>
     <w:p>
       <w:pPr>
@@ -2224,48 +3059,76 @@
           <w:szCs w:val="28"/>
         </w:rPr>
       </w:pPr>
-    </w:p>
-    <w:p>
-      <w:pPr>
-        <w:rPr>
-          <w:rFonts w:ascii="Arial" w:hAnsi="Arial" w:cs="Arial"/>
-          <w:sz w:val="28"/>
-          <w:szCs w:val="28"/>
-        </w:rPr>
-      </w:pPr>
-      <w:r>
-        <w:rPr>
-          <w:rFonts w:ascii="Arial" w:hAnsi="Arial" w:cs="Arial"/>
-          <w:sz w:val="28"/>
-          <w:szCs w:val="28"/>
-        </w:rPr>
-        <w:t xml:space="preserve">Prior to the Loneworker, the process was primarily a manual process and it was time consuming and very costly. </w:t>
-      </w:r>
-    </w:p>
-    <w:p>
-      <w:pPr>
-        <w:rPr>
-          <w:rFonts w:ascii="Arial" w:hAnsi="Arial" w:cs="Arial"/>
-          <w:sz w:val="28"/>
-          <w:szCs w:val="28"/>
-        </w:rPr>
-      </w:pPr>
-    </w:p>
-    <w:p>
-      <w:pPr>
-        <w:rPr>
-          <w:rFonts w:ascii="Arial" w:hAnsi="Arial" w:cs="Arial"/>
-          <w:sz w:val="28"/>
-          <w:szCs w:val="28"/>
-        </w:rPr>
-      </w:pPr>
-      <w:r>
-        <w:rPr>
-          <w:rFonts w:ascii="Arial" w:hAnsi="Arial" w:cs="Arial"/>
-          <w:sz w:val="28"/>
-          <w:szCs w:val="28"/>
-        </w:rPr>
-        <w:lastRenderedPageBreak/>
+      <w:hyperlink w:anchor="toc" w:history="1">
+        <w:r>
+          <w:rPr>
+            <w:rStyle w:val="Hyperlink"/>
+            <w:rFonts w:ascii="Arial" w:hAnsi="Arial" w:cs="Arial"/>
+            <w:sz w:val="28"/>
+            <w:szCs w:val="28"/>
+          </w:rPr>
+          <w:t>Go back</w:t>
+        </w:r>
+      </w:hyperlink>
+    </w:p>
+    <w:p>
+      <w:pPr>
+        <w:rPr>
+          <w:rFonts w:ascii="Arial" w:hAnsi="Arial" w:cs="Arial"/>
+          <w:sz w:val="28"/>
+          <w:szCs w:val="28"/>
+        </w:rPr>
+      </w:pPr>
+      <w:r>
+        <w:rPr>
+          <w:rFonts w:ascii="Arial" w:hAnsi="Arial" w:cs="Arial"/>
+          <w:sz w:val="28"/>
+          <w:szCs w:val="28"/>
+        </w:rPr>
+        <w:t xml:space="preserve">Prior to the </w:t>
+      </w:r>
+      <w:proofErr w:type="spellStart"/>
+      <w:r>
+        <w:rPr>
+          <w:rFonts w:ascii="Arial" w:hAnsi="Arial" w:cs="Arial"/>
+          <w:sz w:val="28"/>
+          <w:szCs w:val="28"/>
+        </w:rPr>
+        <w:t>Loneworker</w:t>
+      </w:r>
+      <w:proofErr w:type="spellEnd"/>
+      <w:r>
+        <w:rPr>
+          <w:rFonts w:ascii="Arial" w:hAnsi="Arial" w:cs="Arial"/>
+          <w:sz w:val="28"/>
+          <w:szCs w:val="28"/>
+        </w:rPr>
+        <w:t xml:space="preserve">, the process was primarily a manual process and it was time consuming and very costly. </w:t>
+      </w:r>
+    </w:p>
+    <w:p>
+      <w:pPr>
+        <w:rPr>
+          <w:rFonts w:ascii="Arial" w:hAnsi="Arial" w:cs="Arial"/>
+          <w:sz w:val="28"/>
+          <w:szCs w:val="28"/>
+        </w:rPr>
+      </w:pPr>
+    </w:p>
+    <w:p>
+      <w:pPr>
+        <w:rPr>
+          <w:rFonts w:ascii="Arial" w:hAnsi="Arial" w:cs="Arial"/>
+          <w:sz w:val="28"/>
+          <w:szCs w:val="28"/>
+        </w:rPr>
+      </w:pPr>
+      <w:r>
+        <w:rPr>
+          <w:rFonts w:ascii="Arial" w:hAnsi="Arial" w:cs="Arial"/>
+          <w:sz w:val="28"/>
+          <w:szCs w:val="28"/>
+        </w:rPr>
         <w:t>So I build this from the ground up.</w:t>
       </w:r>
     </w:p>
@@ -2498,7 +3361,25 @@
           <w:sz w:val="28"/>
           <w:szCs w:val="28"/>
         </w:rPr>
-        <w:t xml:space="preserve"> – when using a M:science web service to send SMS messages in the LoneWorker system. </w:t>
+        <w:t xml:space="preserve"> – when using a M:science web service to send SMS messages in the </w:t>
+      </w:r>
+      <w:proofErr w:type="spellStart"/>
+      <w:r>
+        <w:rPr>
+          <w:rFonts w:ascii="Arial" w:hAnsi="Arial" w:cs="Arial"/>
+          <w:sz w:val="28"/>
+          <w:szCs w:val="28"/>
+        </w:rPr>
+        <w:t>LoneWorker</w:t>
+      </w:r>
+      <w:proofErr w:type="spellEnd"/>
+      <w:r>
+        <w:rPr>
+          <w:rFonts w:ascii="Arial" w:hAnsi="Arial" w:cs="Arial"/>
+          <w:sz w:val="28"/>
+          <w:szCs w:val="28"/>
+        </w:rPr>
+        <w:t xml:space="preserve"> system. </w:t>
       </w:r>
     </w:p>
     <w:p>
@@ -2552,6 +3433,17 @@
           <w:szCs w:val="28"/>
         </w:rPr>
       </w:pPr>
+      <w:hyperlink w:anchor="toc" w:history="1">
+        <w:r>
+          <w:rPr>
+            <w:rStyle w:val="Hyperlink"/>
+            <w:rFonts w:ascii="Arial" w:hAnsi="Arial" w:cs="Arial"/>
+            <w:sz w:val="28"/>
+            <w:szCs w:val="28"/>
+          </w:rPr>
+          <w:t>Go back</w:t>
+        </w:r>
+      </w:hyperlink>
     </w:p>
     <w:p>
       <w:pPr>
@@ -2593,7 +3485,6 @@
           <w:sz w:val="28"/>
           <w:szCs w:val="28"/>
         </w:rPr>
-        <w:lastRenderedPageBreak/>
         <w:t xml:space="preserve">During this project </w:t>
       </w:r>
       <w:r>
@@ -2645,31 +3536,6 @@
           <w:szCs w:val="28"/>
         </w:rPr>
       </w:pPr>
-      <w:r>
-        <w:rPr>
-          <w:rFonts w:ascii="Arial" w:hAnsi="Arial" w:cs="Arial"/>
-          <w:sz w:val="28"/>
-          <w:szCs w:val="28"/>
-        </w:rPr>
-        <w:t xml:space="preserve"> I have liaised with the owners of these systems and wrote SQL queries to export from, and import these data and information into the LoneWorker database.  </w:t>
-      </w:r>
-    </w:p>
-    <w:p>
-      <w:pPr>
-        <w:rPr>
-          <w:rFonts w:ascii="Arial" w:hAnsi="Arial" w:cs="Arial"/>
-          <w:sz w:val="28"/>
-          <w:szCs w:val="28"/>
-        </w:rPr>
-      </w:pPr>
-      <w:r>
-        <w:rPr>
-          <w:rFonts w:ascii="Arial" w:hAnsi="Arial" w:cs="Arial"/>
-          <w:sz w:val="28"/>
-          <w:szCs w:val="28"/>
-        </w:rPr>
-        <w:t xml:space="preserve">In additional to this, I am responsible for developing and maintaining the database for LoneWorker that contains over 200 worker’s records and over 80,000 task’s records. </w:t>
-      </w:r>
     </w:p>
     <w:p>
       <w:pPr>
@@ -2730,7 +3596,43 @@
           <w:sz w:val="28"/>
           <w:szCs w:val="28"/>
         </w:rPr>
-        <w:t>As part of the SMS feature in the LoneWorker project, I have used a web service called m:science that allows messages to be sent as SMS. One of the features of LoneWorker is that users can also send an SMS message to close or extend their tasks. This also uses the m:science web service.</w:t>
+        <w:t xml:space="preserve">As part of the SMS feature in the </w:t>
+      </w:r>
+      <w:proofErr w:type="spellStart"/>
+      <w:r>
+        <w:rPr>
+          <w:rFonts w:ascii="Arial" w:hAnsi="Arial" w:cs="Arial"/>
+          <w:sz w:val="28"/>
+          <w:szCs w:val="28"/>
+        </w:rPr>
+        <w:t>LoneWorker</w:t>
+      </w:r>
+      <w:proofErr w:type="spellEnd"/>
+      <w:r>
+        <w:rPr>
+          <w:rFonts w:ascii="Arial" w:hAnsi="Arial" w:cs="Arial"/>
+          <w:sz w:val="28"/>
+          <w:szCs w:val="28"/>
+        </w:rPr>
+        <w:t xml:space="preserve"> project, I have used a web service called m:science that allows messages to be sent as SMS. One of the features of </w:t>
+      </w:r>
+      <w:proofErr w:type="spellStart"/>
+      <w:r>
+        <w:rPr>
+          <w:rFonts w:ascii="Arial" w:hAnsi="Arial" w:cs="Arial"/>
+          <w:sz w:val="28"/>
+          <w:szCs w:val="28"/>
+        </w:rPr>
+        <w:t>LoneWorker</w:t>
+      </w:r>
+      <w:proofErr w:type="spellEnd"/>
+      <w:r>
+        <w:rPr>
+          <w:rFonts w:ascii="Arial" w:hAnsi="Arial" w:cs="Arial"/>
+          <w:sz w:val="28"/>
+          <w:szCs w:val="28"/>
+        </w:rPr>
+        <w:t xml:space="preserve"> is that users can also send an SMS message to close or extend their tasks. This also uses the m:science web service.</w:t>
       </w:r>
     </w:p>
     <w:p>
@@ -2813,31 +3715,7 @@
           <w:sz w:val="28"/>
           <w:szCs w:val="28"/>
         </w:rPr>
-        <w:t>Involve the stakeholders early in in the development phase - d</w:t>
-      </w:r>
-      <w:r>
-        <w:rPr>
-          <w:rFonts w:ascii="Arial" w:hAnsi="Arial" w:cs="Arial"/>
-          <w:sz w:val="28"/>
-          <w:szCs w:val="28"/>
-        </w:rPr>
-        <w:t xml:space="preserve">esigned </w:t>
-      </w:r>
-      <w:r>
-        <w:rPr>
-          <w:rFonts w:ascii="Arial" w:hAnsi="Arial" w:cs="Arial"/>
-          <w:sz w:val="28"/>
-          <w:szCs w:val="28"/>
-        </w:rPr>
-        <w:t xml:space="preserve">mock-up </w:t>
-      </w:r>
-      <w:r>
-        <w:rPr>
-          <w:rFonts w:ascii="Arial" w:hAnsi="Arial" w:cs="Arial"/>
-          <w:sz w:val="28"/>
-          <w:szCs w:val="28"/>
-        </w:rPr>
-        <w:t xml:space="preserve">screens in Visio as part of the analysis process, </w:t>
+        <w:t xml:space="preserve">Involve the stakeholders early in in the development phase - designed mock-up screens in Visio as part of the analysis process, </w:t>
       </w:r>
     </w:p>
     <w:p>
@@ -3002,6 +3880,17 @@
           <w:szCs w:val="28"/>
         </w:rPr>
       </w:pPr>
+      <w:hyperlink w:anchor="toc" w:history="1">
+        <w:r>
+          <w:rPr>
+            <w:rStyle w:val="Hyperlink"/>
+            <w:rFonts w:ascii="Arial" w:hAnsi="Arial" w:cs="Arial"/>
+            <w:sz w:val="28"/>
+            <w:szCs w:val="28"/>
+          </w:rPr>
+          <w:t>Go back</w:t>
+        </w:r>
+      </w:hyperlink>
     </w:p>
     <w:p>
       <w:pPr>
@@ -3036,6 +3925,7 @@
           <w:sz w:val="28"/>
           <w:szCs w:val="28"/>
         </w:rPr>
+        <w:lastRenderedPageBreak/>
         <w:t xml:space="preserve">I am very proud of the fact that I could develop a software that made a huge difference to people's lives, particularly, Environmental Services and how I contributed to provide </w:t>
       </w:r>
       <w:r>
@@ -3089,6 +3979,17 @@
           <w:szCs w:val="28"/>
         </w:rPr>
       </w:pPr>
+      <w:hyperlink w:anchor="toc" w:history="1">
+        <w:r>
+          <w:rPr>
+            <w:rStyle w:val="Hyperlink"/>
+            <w:rFonts w:ascii="Arial" w:hAnsi="Arial" w:cs="Arial"/>
+            <w:sz w:val="28"/>
+            <w:szCs w:val="28"/>
+          </w:rPr>
+          <w:t>Go back</w:t>
+        </w:r>
+      </w:hyperlink>
     </w:p>
     <w:p>
       <w:pPr>
@@ -3205,28 +4106,59 @@
           <w:szCs w:val="28"/>
         </w:rPr>
       </w:pPr>
-    </w:p>
-    <w:p>
-      <w:pPr>
-        <w:pStyle w:val="ListParagraph"/>
-        <w:numPr>
-          <w:ilvl w:val="0"/>
-          <w:numId w:val="1"/>
-        </w:numPr>
-        <w:rPr>
-          <w:rFonts w:ascii="Arial" w:hAnsi="Arial" w:cs="Arial"/>
-          <w:sz w:val="28"/>
-          <w:szCs w:val="28"/>
-        </w:rPr>
-      </w:pPr>
-      <w:r>
-        <w:rPr>
-          <w:rFonts w:ascii="Arial" w:hAnsi="Arial" w:cs="Arial"/>
-          <w:sz w:val="28"/>
-          <w:szCs w:val="28"/>
-        </w:rPr>
+      <w:hyperlink w:anchor="toc" w:history="1">
+        <w:r>
+          <w:rPr>
+            <w:rStyle w:val="Hyperlink"/>
+            <w:rFonts w:ascii="Arial" w:hAnsi="Arial" w:cs="Arial"/>
+            <w:sz w:val="28"/>
+            <w:szCs w:val="28"/>
+          </w:rPr>
+          <w:t>Go b</w:t>
+        </w:r>
+        <w:r>
+          <w:rPr>
+            <w:rStyle w:val="Hyperlink"/>
+            <w:rFonts w:ascii="Arial" w:hAnsi="Arial" w:cs="Arial"/>
+            <w:sz w:val="28"/>
+            <w:szCs w:val="28"/>
+          </w:rPr>
+          <w:t>a</w:t>
+        </w:r>
+        <w:r>
+          <w:rPr>
+            <w:rStyle w:val="Hyperlink"/>
+            <w:rFonts w:ascii="Arial" w:hAnsi="Arial" w:cs="Arial"/>
+            <w:sz w:val="28"/>
+            <w:szCs w:val="28"/>
+          </w:rPr>
+          <w:t>c</w:t>
+        </w:r>
+        <w:r>
+          <w:rPr>
+            <w:rStyle w:val="Hyperlink"/>
+            <w:rFonts w:ascii="Arial" w:hAnsi="Arial" w:cs="Arial"/>
+            <w:sz w:val="28"/>
+            <w:szCs w:val="28"/>
+          </w:rPr>
+          <w:t>k</w:t>
+        </w:r>
+      </w:hyperlink>
+    </w:p>
+    <w:p>
+      <w:pPr>
+        <w:pStyle w:val="Heading1"/>
+      </w:pPr>
+      <w:bookmarkStart w:id="3" w:name="_Toc176290533"/>
+    </w:p>
+    <w:p>
+      <w:pPr>
+        <w:pStyle w:val="Heading1"/>
+      </w:pPr>
+      <w:r>
         <w:t>As a leader you will need to be transparent in your decision making. Explain a time when you have done this.</w:t>
       </w:r>
+      <w:bookmarkEnd w:id="3"/>
     </w:p>
     <w:p>
       <w:pPr>
@@ -3507,6 +4439,17 @@
           <w:szCs w:val="28"/>
         </w:rPr>
       </w:pPr>
+      <w:hyperlink w:anchor="toc" w:history="1">
+        <w:r>
+          <w:rPr>
+            <w:rStyle w:val="Hyperlink"/>
+            <w:rFonts w:ascii="Arial" w:hAnsi="Arial" w:cs="Arial"/>
+            <w:sz w:val="28"/>
+            <w:szCs w:val="28"/>
+          </w:rPr>
+          <w:t>Go back</w:t>
+        </w:r>
+      </w:hyperlink>
     </w:p>
     <w:p>
       <w:pPr>
@@ -3523,23 +4466,7 @@
           <w:szCs w:val="28"/>
         </w:rPr>
         <w:lastRenderedPageBreak/>
-        <w:t xml:space="preserve">This style of testing was new for the team, so </w:t>
-      </w:r>
-      <w:r>
-        <w:rPr>
-          <w:rFonts w:ascii="Arial" w:hAnsi="Arial" w:cs="Arial"/>
-          <w:sz w:val="28"/>
-          <w:szCs w:val="28"/>
-        </w:rPr>
-        <w:t>I created ticket in Jira for testing functionality</w:t>
-      </w:r>
-      <w:r>
-        <w:rPr>
-          <w:rFonts w:ascii="Arial" w:hAnsi="Arial" w:cs="Arial"/>
-          <w:sz w:val="28"/>
-          <w:szCs w:val="28"/>
-        </w:rPr>
-        <w:t>.</w:t>
+        <w:t>This style of testing was new for the team, so I created ticket in Jira for testing functionality.</w:t>
       </w:r>
     </w:p>
     <w:p>
@@ -3803,50 +4730,46 @@
           <w:sz w:val="28"/>
           <w:szCs w:val="28"/>
         </w:rPr>
-        <w:t>I was</w:t>
-      </w:r>
-      <w:r>
-        <w:rPr>
-          <w:rFonts w:ascii="Arial" w:hAnsi="Arial" w:cs="Arial"/>
-          <w:sz w:val="28"/>
-          <w:szCs w:val="28"/>
-        </w:rPr>
-        <w:t xml:space="preserve"> also</w:t>
-      </w:r>
-      <w:r>
-        <w:rPr>
-          <w:rFonts w:ascii="Arial" w:hAnsi="Arial" w:cs="Arial"/>
-          <w:sz w:val="28"/>
-          <w:szCs w:val="28"/>
-        </w:rPr>
-        <w:t xml:space="preserve"> involved in an SDI Assessment where we looked at individual core strengths and weaknesses. From this I came up with the idea and took the lead in using the SDI to shape the team’s OKRs. </w:t>
-      </w:r>
-    </w:p>
-    <w:p>
-      <w:pPr>
-        <w:rPr>
-          <w:rFonts w:ascii="Arial" w:hAnsi="Arial" w:cs="Arial"/>
-          <w:sz w:val="28"/>
-          <w:szCs w:val="28"/>
-        </w:rPr>
-      </w:pPr>
-    </w:p>
-    <w:p>
-      <w:pPr>
-        <w:rPr>
-          <w:rFonts w:ascii="Arial" w:hAnsi="Arial" w:cs="Arial"/>
-          <w:sz w:val="28"/>
-          <w:szCs w:val="28"/>
-        </w:rPr>
-      </w:pPr>
-      <w:r>
-        <w:rPr>
-          <w:rFonts w:ascii="Arial" w:hAnsi="Arial" w:cs="Arial"/>
-          <w:sz w:val="28"/>
-          <w:szCs w:val="28"/>
-        </w:rPr>
-        <w:t xml:space="preserve">I made the decision to do so, collected baseline values. Set regular meetings where we assess progress in line with our baseline values, </w:t>
-      </w:r>
+        <w:t xml:space="preserve">I was also involved in an SDI Assessment where we looked at individual core strengths and weaknesses. From this I came up with the idea and took the lead in using the SDI to shape the team’s OKRs. </w:t>
+      </w:r>
+    </w:p>
+    <w:p>
+      <w:pPr>
+        <w:rPr>
+          <w:rFonts w:ascii="Arial" w:hAnsi="Arial" w:cs="Arial"/>
+          <w:sz w:val="28"/>
+          <w:szCs w:val="28"/>
+        </w:rPr>
+      </w:pPr>
+    </w:p>
+    <w:p>
+      <w:pPr>
+        <w:rPr>
+          <w:rFonts w:ascii="Arial" w:hAnsi="Arial" w:cs="Arial"/>
+          <w:sz w:val="28"/>
+          <w:szCs w:val="28"/>
+        </w:rPr>
+      </w:pPr>
+      <w:hyperlink w:anchor="toc" w:history="1">
+        <w:r>
+          <w:rPr>
+            <w:rStyle w:val="Hyperlink"/>
+            <w:rFonts w:ascii="Arial" w:hAnsi="Arial" w:cs="Arial"/>
+            <w:sz w:val="28"/>
+            <w:szCs w:val="28"/>
+          </w:rPr>
+          <w:t>Go back</w:t>
+        </w:r>
+      </w:hyperlink>
+    </w:p>
+    <w:p>
+      <w:pPr>
+        <w:rPr>
+          <w:rFonts w:ascii="Arial" w:hAnsi="Arial" w:cs="Arial"/>
+          <w:sz w:val="28"/>
+          <w:szCs w:val="28"/>
+        </w:rPr>
+      </w:pPr>
       <w:r>
         <w:rPr>
           <w:rFonts w:ascii="Arial" w:hAnsi="Arial" w:cs="Arial"/>
@@ -3854,7 +4777,7 @@
           <w:szCs w:val="28"/>
         </w:rPr>
         <w:lastRenderedPageBreak/>
-        <w:t>created questionnaires to validate skills in line with the OKRs target and communicated that on our Confluence page</w:t>
+        <w:t>I made the decision to do so, collected baseline values. Set regular meetings where we assess progress in line with our baseline values, created questionnaires to validate skills in line with the OKRs target and communicated that on our Confluence page</w:t>
       </w:r>
     </w:p>
     <w:p>
@@ -3994,6 +4917,17 @@
           <w:szCs w:val="28"/>
         </w:rPr>
       </w:pPr>
+      <w:hyperlink w:anchor="toc" w:history="1">
+        <w:r>
+          <w:rPr>
+            <w:rStyle w:val="Hyperlink"/>
+            <w:rFonts w:ascii="Arial" w:hAnsi="Arial" w:cs="Arial"/>
+            <w:sz w:val="28"/>
+            <w:szCs w:val="28"/>
+          </w:rPr>
+          <w:t>Go back</w:t>
+        </w:r>
+      </w:hyperlink>
     </w:p>
     <w:p>
       <w:pPr>
@@ -4031,27 +4965,104 @@
         </w:rPr>
       </w:pPr>
     </w:p>
-    <w:p>
-      <w:pPr>
-        <w:pStyle w:val="ListParagraph"/>
-        <w:numPr>
-          <w:ilvl w:val="0"/>
-          <w:numId w:val="1"/>
-        </w:numPr>
-        <w:rPr>
-          <w:rFonts w:ascii="Arial" w:hAnsi="Arial" w:cs="Arial"/>
-          <w:sz w:val="28"/>
-          <w:szCs w:val="28"/>
-        </w:rPr>
-      </w:pPr>
-      <w:r>
-        <w:rPr>
-          <w:rFonts w:ascii="Arial" w:hAnsi="Arial" w:cs="Arial"/>
-          <w:sz w:val="28"/>
-          <w:szCs w:val="28"/>
-        </w:rPr>
+    <w:bookmarkStart w:id="4" w:name="_Toc176290534"/>
+    <w:p>
+      <w:pPr>
+        <w:pStyle w:val="Heading1"/>
+      </w:pPr>
+      <w:r>
+        <w:rPr>
+          <w:rFonts w:ascii="Arial" w:hAnsi="Arial" w:cs="Arial"/>
+          <w:sz w:val="28"/>
+          <w:szCs w:val="28"/>
+        </w:rPr>
+        <w:fldChar w:fldCharType="begin"/>
+      </w:r>
+      <w:r>
+        <w:rPr>
+          <w:rFonts w:ascii="Arial" w:hAnsi="Arial" w:cs="Arial"/>
+          <w:sz w:val="28"/>
+          <w:szCs w:val="28"/>
+        </w:rPr>
+        <w:instrText>HYPERLINK  \l "toc"</w:instrText>
+      </w:r>
+      <w:r>
+        <w:rPr>
+          <w:rFonts w:ascii="Arial" w:hAnsi="Arial" w:cs="Arial"/>
+          <w:sz w:val="28"/>
+          <w:szCs w:val="28"/>
+        </w:rPr>
+      </w:r>
+      <w:r>
+        <w:rPr>
+          <w:rFonts w:ascii="Arial" w:hAnsi="Arial" w:cs="Arial"/>
+          <w:sz w:val="28"/>
+          <w:szCs w:val="28"/>
+        </w:rPr>
+        <w:fldChar w:fldCharType="separate"/>
+      </w:r>
+      <w:r>
+        <w:rPr>
+          <w:rStyle w:val="Hyperlink"/>
+          <w:rFonts w:ascii="Arial" w:hAnsi="Arial" w:cs="Arial"/>
+          <w:sz w:val="28"/>
+          <w:szCs w:val="28"/>
+        </w:rPr>
+        <w:t xml:space="preserve">Go </w:t>
+      </w:r>
+      <w:r>
+        <w:rPr>
+          <w:rStyle w:val="Hyperlink"/>
+          <w:rFonts w:ascii="Arial" w:hAnsi="Arial" w:cs="Arial"/>
+          <w:sz w:val="28"/>
+          <w:szCs w:val="28"/>
+        </w:rPr>
+        <w:t>b</w:t>
+      </w:r>
+      <w:r>
+        <w:rPr>
+          <w:rStyle w:val="Hyperlink"/>
+          <w:rFonts w:ascii="Arial" w:hAnsi="Arial" w:cs="Arial"/>
+          <w:sz w:val="28"/>
+          <w:szCs w:val="28"/>
+        </w:rPr>
+        <w:t>a</w:t>
+      </w:r>
+      <w:r>
+        <w:rPr>
+          <w:rStyle w:val="Hyperlink"/>
+          <w:rFonts w:ascii="Arial" w:hAnsi="Arial" w:cs="Arial"/>
+          <w:sz w:val="28"/>
+          <w:szCs w:val="28"/>
+        </w:rPr>
+        <w:t>c</w:t>
+      </w:r>
+      <w:r>
+        <w:rPr>
+          <w:rStyle w:val="Hyperlink"/>
+          <w:rFonts w:ascii="Arial" w:hAnsi="Arial" w:cs="Arial"/>
+          <w:sz w:val="28"/>
+          <w:szCs w:val="28"/>
+        </w:rPr>
+        <w:t>k</w:t>
+      </w:r>
+      <w:r>
+        <w:rPr>
+          <w:rFonts w:ascii="Arial" w:hAnsi="Arial" w:cs="Arial"/>
+          <w:sz w:val="28"/>
+          <w:szCs w:val="28"/>
+        </w:rPr>
+        <w:fldChar w:fldCharType="end"/>
+      </w:r>
+    </w:p>
+    <w:p>
+      <w:pPr>
+        <w:pStyle w:val="Heading1"/>
+      </w:pPr>
+      <w:r>
         <w:t>Tell us about a time when you have nurtured stakeholder relationships? How did you collaborate to achieve progress on shared goals?</w:t>
       </w:r>
+      <w:bookmarkEnd w:id="4"/>
     </w:p>
     <w:p>
       <w:pPr>
@@ -4398,39 +5409,7 @@
           <w:sz w:val="28"/>
           <w:szCs w:val="28"/>
         </w:rPr>
-        <w:t xml:space="preserve">I successfully </w:t>
-      </w:r>
-      <w:r>
-        <w:rPr>
-          <w:rFonts w:ascii="Arial" w:hAnsi="Arial" w:cs="Arial"/>
-          <w:sz w:val="28"/>
-          <w:szCs w:val="28"/>
-        </w:rPr>
-        <w:t xml:space="preserve">collaborate </w:t>
-      </w:r>
-      <w:r>
-        <w:rPr>
-          <w:rFonts w:ascii="Arial" w:hAnsi="Arial" w:cs="Arial"/>
-          <w:sz w:val="28"/>
-          <w:szCs w:val="28"/>
-        </w:rPr>
-        <w:t xml:space="preserve">with them </w:t>
-      </w:r>
-      <w:r>
-        <w:rPr>
-          <w:rFonts w:ascii="Arial" w:hAnsi="Arial" w:cs="Arial"/>
-          <w:sz w:val="28"/>
-          <w:szCs w:val="28"/>
-        </w:rPr>
-        <w:t>to achieve progress on shared goals</w:t>
-      </w:r>
-      <w:r>
-        <w:rPr>
-          <w:rFonts w:ascii="Arial" w:hAnsi="Arial" w:cs="Arial"/>
-          <w:sz w:val="28"/>
-          <w:szCs w:val="28"/>
-        </w:rPr>
-        <w:t xml:space="preserve"> by</w:t>
+        <w:t>I successfully collaborate with them to achieve progress on shared goals by</w:t>
       </w:r>
     </w:p>
     <w:p>
@@ -4482,6 +5461,7 @@
           <w:sz w:val="28"/>
           <w:szCs w:val="28"/>
         </w:rPr>
+        <w:lastRenderedPageBreak/>
         <w:t>Interacted positively with them</w:t>
       </w:r>
     </w:p>
@@ -4526,289 +5506,318 @@
           <w:sz w:val="28"/>
           <w:szCs w:val="28"/>
         </w:rPr>
+        <w:t>Prioritise work based on their requirements</w:t>
+      </w:r>
+      <w:r>
+        <w:rPr>
+          <w:rFonts w:ascii="Arial" w:hAnsi="Arial" w:cs="Arial"/>
+          <w:sz w:val="28"/>
+          <w:szCs w:val="28"/>
+        </w:rPr>
+        <w:t xml:space="preserve">, importance </w:t>
+      </w:r>
+      <w:r>
+        <w:rPr>
+          <w:rFonts w:ascii="Arial" w:hAnsi="Arial" w:cs="Arial"/>
+          <w:sz w:val="28"/>
+          <w:szCs w:val="28"/>
+        </w:rPr>
+        <w:t xml:space="preserve"> and legislation </w:t>
+      </w:r>
+    </w:p>
+    <w:p>
+      <w:pPr>
+        <w:rPr>
+          <w:rFonts w:ascii="Arial" w:hAnsi="Arial" w:cs="Arial"/>
+          <w:sz w:val="28"/>
+          <w:szCs w:val="28"/>
+        </w:rPr>
+      </w:pPr>
+    </w:p>
+    <w:p>
+      <w:pPr>
+        <w:rPr>
+          <w:rFonts w:ascii="Arial" w:hAnsi="Arial" w:cs="Arial"/>
+          <w:sz w:val="28"/>
+          <w:szCs w:val="28"/>
+        </w:rPr>
+      </w:pPr>
+      <w:r>
+        <w:rPr>
+          <w:rFonts w:ascii="Arial" w:hAnsi="Arial" w:cs="Arial"/>
+          <w:sz w:val="28"/>
+          <w:szCs w:val="28"/>
+        </w:rPr>
+        <w:t xml:space="preserve">I have liaised with Business Analysts, GIS team, ICT </w:t>
+      </w:r>
+      <w:proofErr w:type="spellStart"/>
+      <w:r>
+        <w:rPr>
+          <w:rFonts w:ascii="Arial" w:hAnsi="Arial" w:cs="Arial"/>
+          <w:sz w:val="28"/>
+          <w:szCs w:val="28"/>
+        </w:rPr>
+        <w:t>Infrastucture</w:t>
+      </w:r>
+      <w:proofErr w:type="spellEnd"/>
+      <w:r>
+        <w:rPr>
+          <w:rFonts w:ascii="Arial" w:hAnsi="Arial" w:cs="Arial"/>
+          <w:sz w:val="28"/>
+          <w:szCs w:val="28"/>
+        </w:rPr>
+        <w:t xml:space="preserve"> team and Engineering team for successfully updating maps for Adopted Highways on our website.</w:t>
+      </w:r>
+    </w:p>
+    <w:p>
+      <w:pPr>
+        <w:rPr>
+          <w:rFonts w:ascii="Arial" w:hAnsi="Arial" w:cs="Arial"/>
+          <w:sz w:val="28"/>
+          <w:szCs w:val="28"/>
+        </w:rPr>
+      </w:pPr>
+    </w:p>
+    <w:p>
+      <w:pPr>
+        <w:rPr>
+          <w:rFonts w:ascii="Arial" w:hAnsi="Arial" w:cs="Arial"/>
+          <w:sz w:val="28"/>
+          <w:szCs w:val="28"/>
+        </w:rPr>
+      </w:pPr>
+      <w:r>
+        <w:rPr>
+          <w:rFonts w:ascii="Arial" w:hAnsi="Arial" w:cs="Arial"/>
+          <w:sz w:val="28"/>
+          <w:szCs w:val="28"/>
+        </w:rPr>
+        <w:t>I have collaborated successfully with UX designers, Service Designers, Delivery Managers and Business Analysts to conduct a discovery piece of work using user centred design and agile methodology.</w:t>
+      </w:r>
+    </w:p>
+    <w:p>
+      <w:pPr>
+        <w:rPr>
+          <w:rFonts w:ascii="Arial" w:hAnsi="Arial" w:cs="Arial"/>
+          <w:sz w:val="28"/>
+          <w:szCs w:val="28"/>
+        </w:rPr>
+      </w:pPr>
+    </w:p>
+    <w:p>
+      <w:pPr>
+        <w:rPr>
+          <w:rFonts w:ascii="Arial" w:hAnsi="Arial" w:cs="Arial"/>
+          <w:sz w:val="28"/>
+          <w:szCs w:val="28"/>
+        </w:rPr>
+      </w:pPr>
+    </w:p>
+    <w:p>
+      <w:pPr>
+        <w:rPr>
+          <w:rFonts w:ascii="Arial" w:hAnsi="Arial" w:cs="Arial"/>
+          <w:sz w:val="28"/>
+          <w:szCs w:val="28"/>
+        </w:rPr>
+      </w:pPr>
+    </w:p>
+    <w:p>
+      <w:pPr>
+        <w:rPr>
+          <w:rFonts w:ascii="Arial" w:hAnsi="Arial" w:cs="Arial"/>
+          <w:sz w:val="28"/>
+          <w:szCs w:val="28"/>
+        </w:rPr>
+      </w:pPr>
+      <w:r>
+        <w:rPr>
+          <w:rFonts w:ascii="Arial" w:hAnsi="Arial" w:cs="Arial"/>
+          <w:sz w:val="28"/>
+          <w:szCs w:val="28"/>
+        </w:rPr>
+        <w:t xml:space="preserve">I highlighted pain points and suggested improvement to provide better and seamless digital process and experience to Exchequer services, Adult Social Care and Social Workers. </w:t>
+      </w:r>
+    </w:p>
+    <w:p>
+      <w:pPr>
+        <w:rPr>
+          <w:rFonts w:ascii="Arial" w:hAnsi="Arial" w:cs="Arial"/>
+          <w:sz w:val="28"/>
+          <w:szCs w:val="28"/>
+        </w:rPr>
+      </w:pPr>
+    </w:p>
+    <w:p>
+      <w:pPr>
+        <w:rPr>
+          <w:rFonts w:ascii="Arial" w:hAnsi="Arial" w:cs="Arial"/>
+          <w:sz w:val="28"/>
+          <w:szCs w:val="28"/>
+        </w:rPr>
+      </w:pPr>
+      <w:r>
+        <w:rPr>
+          <w:rFonts w:ascii="Arial" w:hAnsi="Arial" w:cs="Arial"/>
+          <w:sz w:val="28"/>
+          <w:szCs w:val="28"/>
+        </w:rPr>
+        <w:t>I successfully utilized research methods, tech discovery, design methods, build and prototyping to meet user requirements.</w:t>
+      </w:r>
+    </w:p>
+    <w:p>
+      <w:pPr>
+        <w:rPr>
+          <w:rFonts w:ascii="Arial" w:hAnsi="Arial" w:cs="Arial"/>
+          <w:sz w:val="28"/>
+          <w:szCs w:val="28"/>
+        </w:rPr>
+      </w:pPr>
+    </w:p>
+    <w:p>
+      <w:pPr>
+        <w:rPr>
+          <w:rFonts w:ascii="Arial" w:hAnsi="Arial" w:cs="Arial"/>
+          <w:sz w:val="28"/>
+          <w:szCs w:val="28"/>
+        </w:rPr>
+      </w:pPr>
+      <w:r>
+        <w:rPr>
+          <w:rFonts w:ascii="Arial" w:hAnsi="Arial" w:cs="Arial"/>
+          <w:sz w:val="28"/>
+          <w:szCs w:val="28"/>
+        </w:rPr>
+        <w:t xml:space="preserve">I particular product I did this for was the Children’s Data Mail Service that I delivered for Social Workers. </w:t>
+      </w:r>
+    </w:p>
+    <w:p>
+      <w:pPr>
+        <w:rPr>
+          <w:rFonts w:ascii="Arial" w:hAnsi="Arial" w:cs="Arial"/>
+          <w:sz w:val="28"/>
+          <w:szCs w:val="28"/>
+        </w:rPr>
+      </w:pPr>
+    </w:p>
+    <w:p>
+      <w:pPr>
+        <w:rPr>
+          <w:rFonts w:ascii="Arial" w:hAnsi="Arial" w:cs="Arial"/>
+          <w:sz w:val="28"/>
+          <w:szCs w:val="28"/>
+        </w:rPr>
+      </w:pPr>
+      <w:r>
+        <w:rPr>
+          <w:rFonts w:ascii="Arial" w:hAnsi="Arial" w:cs="Arial"/>
+          <w:sz w:val="28"/>
+          <w:szCs w:val="28"/>
+        </w:rPr>
+        <w:t xml:space="preserve">This product provides an automated email system that is tailored for their needs which </w:t>
+      </w:r>
+      <w:r>
+        <w:rPr>
+          <w:rFonts w:ascii="Arial" w:hAnsi="Arial" w:cs="Arial"/>
+          <w:sz w:val="28"/>
+          <w:szCs w:val="28"/>
+        </w:rPr>
+        <w:t>improved</w:t>
+      </w:r>
+      <w:r>
+        <w:rPr>
+          <w:rFonts w:ascii="Arial" w:hAnsi="Arial" w:cs="Arial"/>
+          <w:sz w:val="28"/>
+          <w:szCs w:val="28"/>
+        </w:rPr>
+        <w:t xml:space="preserve"> and optimised the process where </w:t>
+      </w:r>
+      <w:r>
+        <w:rPr>
+          <w:rFonts w:ascii="Arial" w:hAnsi="Arial" w:cs="Arial"/>
+          <w:sz w:val="28"/>
+          <w:szCs w:val="28"/>
+        </w:rPr>
+        <w:t>Social</w:t>
+      </w:r>
+      <w:r>
+        <w:rPr>
+          <w:rFonts w:ascii="Arial" w:hAnsi="Arial" w:cs="Arial"/>
+          <w:sz w:val="28"/>
+          <w:szCs w:val="28"/>
+        </w:rPr>
+        <w:t xml:space="preserve"> Workers can keep track of their Workload</w:t>
+      </w:r>
+      <w:r>
+        <w:rPr>
+          <w:rFonts w:ascii="Arial" w:hAnsi="Arial" w:cs="Arial"/>
+          <w:sz w:val="28"/>
+          <w:szCs w:val="28"/>
+        </w:rPr>
+        <w:t>.</w:t>
+      </w:r>
+    </w:p>
+    <w:p>
+      <w:pPr>
+        <w:rPr>
+          <w:rFonts w:ascii="Arial" w:hAnsi="Arial" w:cs="Arial"/>
+          <w:sz w:val="28"/>
+          <w:szCs w:val="28"/>
+        </w:rPr>
+      </w:pPr>
+    </w:p>
+    <w:p>
+      <w:pPr>
+        <w:rPr>
+          <w:rFonts w:ascii="Arial" w:hAnsi="Arial" w:cs="Arial"/>
+          <w:sz w:val="28"/>
+          <w:szCs w:val="28"/>
+        </w:rPr>
+      </w:pPr>
+      <w:r>
+        <w:rPr>
+          <w:rFonts w:ascii="Arial" w:hAnsi="Arial" w:cs="Arial"/>
+          <w:sz w:val="28"/>
+          <w:szCs w:val="28"/>
+        </w:rPr>
+        <w:t>At the end of each sprint I fed back to stakeholders of the progress by doing demos and presentation.</w:t>
+      </w:r>
+    </w:p>
+    <w:p>
+      <w:pPr>
+        <w:rPr>
+          <w:rFonts w:ascii="Arial" w:hAnsi="Arial" w:cs="Arial"/>
+          <w:sz w:val="28"/>
+          <w:szCs w:val="28"/>
+        </w:rPr>
+      </w:pPr>
+      <w:hyperlink w:anchor="toc" w:history="1">
+        <w:r>
+          <w:rPr>
+            <w:rStyle w:val="Hyperlink"/>
+            <w:rFonts w:ascii="Arial" w:hAnsi="Arial" w:cs="Arial"/>
+            <w:sz w:val="28"/>
+            <w:szCs w:val="28"/>
+          </w:rPr>
+          <w:t>Go back</w:t>
+        </w:r>
+      </w:hyperlink>
+    </w:p>
+    <w:p>
+      <w:pPr>
+        <w:rPr>
+          <w:rFonts w:ascii="Arial" w:hAnsi="Arial" w:cs="Arial"/>
+          <w:sz w:val="28"/>
+          <w:szCs w:val="28"/>
+        </w:rPr>
+      </w:pPr>
+      <w:r>
+        <w:rPr>
+          <w:rFonts w:ascii="Arial" w:hAnsi="Arial" w:cs="Arial"/>
+          <w:sz w:val="28"/>
+          <w:szCs w:val="28"/>
+        </w:rPr>
         <w:lastRenderedPageBreak/>
-        <w:t>Prioritise work based on their requirements</w:t>
-      </w:r>
-      <w:r>
-        <w:rPr>
-          <w:rFonts w:ascii="Arial" w:hAnsi="Arial" w:cs="Arial"/>
-          <w:sz w:val="28"/>
-          <w:szCs w:val="28"/>
-        </w:rPr>
-        <w:t xml:space="preserve">, importance </w:t>
-      </w:r>
-      <w:r>
-        <w:rPr>
-          <w:rFonts w:ascii="Arial" w:hAnsi="Arial" w:cs="Arial"/>
-          <w:sz w:val="28"/>
-          <w:szCs w:val="28"/>
-        </w:rPr>
-        <w:t xml:space="preserve"> and legislation </w:t>
-      </w:r>
-    </w:p>
-    <w:p>
-      <w:pPr>
-        <w:rPr>
-          <w:rFonts w:ascii="Arial" w:hAnsi="Arial" w:cs="Arial"/>
-          <w:sz w:val="28"/>
-          <w:szCs w:val="28"/>
-        </w:rPr>
-      </w:pPr>
-    </w:p>
-    <w:p>
-      <w:pPr>
-        <w:rPr>
-          <w:rFonts w:ascii="Arial" w:hAnsi="Arial" w:cs="Arial"/>
-          <w:sz w:val="28"/>
-          <w:szCs w:val="28"/>
-        </w:rPr>
-      </w:pPr>
-      <w:r>
-        <w:rPr>
-          <w:rFonts w:ascii="Arial" w:hAnsi="Arial" w:cs="Arial"/>
-          <w:sz w:val="28"/>
-          <w:szCs w:val="28"/>
-        </w:rPr>
-        <w:t>I have liaised with Business Analysts, GIS team, ICT Infrastucture team and Engineering team for successfully updating maps for Adopted Highways on our website.</w:t>
-      </w:r>
-    </w:p>
-    <w:p>
-      <w:pPr>
-        <w:rPr>
-          <w:rFonts w:ascii="Arial" w:hAnsi="Arial" w:cs="Arial"/>
-          <w:sz w:val="28"/>
-          <w:szCs w:val="28"/>
-        </w:rPr>
-      </w:pPr>
-    </w:p>
-    <w:p>
-      <w:pPr>
-        <w:rPr>
-          <w:rFonts w:ascii="Arial" w:hAnsi="Arial" w:cs="Arial"/>
-          <w:sz w:val="28"/>
-          <w:szCs w:val="28"/>
-        </w:rPr>
-      </w:pPr>
-      <w:r>
-        <w:rPr>
-          <w:rFonts w:ascii="Arial" w:hAnsi="Arial" w:cs="Arial"/>
-          <w:sz w:val="28"/>
-          <w:szCs w:val="28"/>
-        </w:rPr>
-        <w:t>I have collaborated successfully with UX designers, Service Designers, Delivery Managers and Business Analysts to conduct a discovery piece of work using user centred design and agile methodology.</w:t>
-      </w:r>
-    </w:p>
-    <w:p>
-      <w:pPr>
-        <w:rPr>
-          <w:rFonts w:ascii="Arial" w:hAnsi="Arial" w:cs="Arial"/>
-          <w:sz w:val="28"/>
-          <w:szCs w:val="28"/>
-        </w:rPr>
-      </w:pPr>
-    </w:p>
-    <w:p>
-      <w:pPr>
-        <w:rPr>
-          <w:rFonts w:ascii="Arial" w:hAnsi="Arial" w:cs="Arial"/>
-          <w:sz w:val="28"/>
-          <w:szCs w:val="28"/>
-        </w:rPr>
-      </w:pPr>
-    </w:p>
-    <w:p>
-      <w:pPr>
-        <w:rPr>
-          <w:rFonts w:ascii="Arial" w:hAnsi="Arial" w:cs="Arial"/>
-          <w:sz w:val="28"/>
-          <w:szCs w:val="28"/>
-        </w:rPr>
-      </w:pPr>
-    </w:p>
-    <w:p>
-      <w:pPr>
-        <w:rPr>
-          <w:rFonts w:ascii="Arial" w:hAnsi="Arial" w:cs="Arial"/>
-          <w:sz w:val="28"/>
-          <w:szCs w:val="28"/>
-        </w:rPr>
-      </w:pPr>
-      <w:r>
-        <w:rPr>
-          <w:rFonts w:ascii="Arial" w:hAnsi="Arial" w:cs="Arial"/>
-          <w:sz w:val="28"/>
-          <w:szCs w:val="28"/>
-        </w:rPr>
-        <w:t xml:space="preserve">I highlighted pain points and suggested improvement to provide better and seamless digital process and experience to Exchequer services, Adult Social Care and Social Workers. </w:t>
-      </w:r>
-    </w:p>
-    <w:p>
-      <w:pPr>
-        <w:rPr>
-          <w:rFonts w:ascii="Arial" w:hAnsi="Arial" w:cs="Arial"/>
-          <w:sz w:val="28"/>
-          <w:szCs w:val="28"/>
-        </w:rPr>
-      </w:pPr>
-    </w:p>
-    <w:p>
-      <w:pPr>
-        <w:rPr>
-          <w:rFonts w:ascii="Arial" w:hAnsi="Arial" w:cs="Arial"/>
-          <w:sz w:val="28"/>
-          <w:szCs w:val="28"/>
-        </w:rPr>
-      </w:pPr>
-      <w:r>
-        <w:rPr>
-          <w:rFonts w:ascii="Arial" w:hAnsi="Arial" w:cs="Arial"/>
-          <w:sz w:val="28"/>
-          <w:szCs w:val="28"/>
-        </w:rPr>
-        <w:t>I successfully utilized research methods, tech discovery, design methods, build and prototyping to meet user requirements.</w:t>
-      </w:r>
-    </w:p>
-    <w:p>
-      <w:pPr>
-        <w:rPr>
-          <w:rFonts w:ascii="Arial" w:hAnsi="Arial" w:cs="Arial"/>
-          <w:sz w:val="28"/>
-          <w:szCs w:val="28"/>
-        </w:rPr>
-      </w:pPr>
-    </w:p>
-    <w:p>
-      <w:pPr>
-        <w:rPr>
-          <w:rFonts w:ascii="Arial" w:hAnsi="Arial" w:cs="Arial"/>
-          <w:sz w:val="28"/>
-          <w:szCs w:val="28"/>
-        </w:rPr>
-      </w:pPr>
-      <w:r>
-        <w:rPr>
-          <w:rFonts w:ascii="Arial" w:hAnsi="Arial" w:cs="Arial"/>
-          <w:sz w:val="28"/>
-          <w:szCs w:val="28"/>
-        </w:rPr>
-        <w:t xml:space="preserve">I particular product I did this for was the Children’s Data Mail Service that I delivered for Social Workers. </w:t>
-      </w:r>
-    </w:p>
-    <w:p>
-      <w:pPr>
-        <w:rPr>
-          <w:rFonts w:ascii="Arial" w:hAnsi="Arial" w:cs="Arial"/>
-          <w:sz w:val="28"/>
-          <w:szCs w:val="28"/>
-        </w:rPr>
-      </w:pPr>
-    </w:p>
-    <w:p>
-      <w:pPr>
-        <w:rPr>
-          <w:rFonts w:ascii="Arial" w:hAnsi="Arial" w:cs="Arial"/>
-          <w:sz w:val="28"/>
-          <w:szCs w:val="28"/>
-        </w:rPr>
-      </w:pPr>
-      <w:r>
-        <w:rPr>
-          <w:rFonts w:ascii="Arial" w:hAnsi="Arial" w:cs="Arial"/>
-          <w:sz w:val="28"/>
-          <w:szCs w:val="28"/>
-        </w:rPr>
-        <w:t xml:space="preserve">This product provides an automated email system that is tailored for their needs which </w:t>
-      </w:r>
-      <w:r>
-        <w:rPr>
-          <w:rFonts w:ascii="Arial" w:hAnsi="Arial" w:cs="Arial"/>
-          <w:sz w:val="28"/>
-          <w:szCs w:val="28"/>
-        </w:rPr>
-        <w:t>improved</w:t>
-      </w:r>
-      <w:r>
-        <w:rPr>
-          <w:rFonts w:ascii="Arial" w:hAnsi="Arial" w:cs="Arial"/>
-          <w:sz w:val="28"/>
-          <w:szCs w:val="28"/>
-        </w:rPr>
-        <w:t xml:space="preserve"> and optimised the process where </w:t>
-      </w:r>
-      <w:r>
-        <w:rPr>
-          <w:rFonts w:ascii="Arial" w:hAnsi="Arial" w:cs="Arial"/>
-          <w:sz w:val="28"/>
-          <w:szCs w:val="28"/>
-        </w:rPr>
-        <w:t>Social</w:t>
-      </w:r>
-      <w:r>
-        <w:rPr>
-          <w:rFonts w:ascii="Arial" w:hAnsi="Arial" w:cs="Arial"/>
-          <w:sz w:val="28"/>
-          <w:szCs w:val="28"/>
-        </w:rPr>
-        <w:t xml:space="preserve"> Workers can keep track of their Workload</w:t>
-      </w:r>
-      <w:r>
-        <w:rPr>
-          <w:rFonts w:ascii="Arial" w:hAnsi="Arial" w:cs="Arial"/>
-          <w:sz w:val="28"/>
-          <w:szCs w:val="28"/>
-        </w:rPr>
-        <w:t>.</w:t>
-      </w:r>
-    </w:p>
-    <w:p>
-      <w:pPr>
-        <w:rPr>
-          <w:rFonts w:ascii="Arial" w:hAnsi="Arial" w:cs="Arial"/>
-          <w:sz w:val="28"/>
-          <w:szCs w:val="28"/>
-        </w:rPr>
-      </w:pPr>
-    </w:p>
-    <w:p>
-      <w:pPr>
-        <w:rPr>
-          <w:rFonts w:ascii="Arial" w:hAnsi="Arial" w:cs="Arial"/>
-          <w:sz w:val="28"/>
-          <w:szCs w:val="28"/>
-        </w:rPr>
-      </w:pPr>
-      <w:r>
-        <w:rPr>
-          <w:rFonts w:ascii="Arial" w:hAnsi="Arial" w:cs="Arial"/>
-          <w:sz w:val="28"/>
-          <w:szCs w:val="28"/>
-        </w:rPr>
-        <w:t>At the end of each sprint I fed back to stakeholders of the progress by doing demos and presentation.</w:t>
-      </w:r>
-    </w:p>
-    <w:p>
-      <w:pPr>
-        <w:rPr>
-          <w:rFonts w:ascii="Arial" w:hAnsi="Arial" w:cs="Arial"/>
-          <w:sz w:val="28"/>
-          <w:szCs w:val="28"/>
-        </w:rPr>
-      </w:pPr>
-    </w:p>
-    <w:p>
-      <w:pPr>
-        <w:rPr>
-          <w:rFonts w:ascii="Arial" w:hAnsi="Arial" w:cs="Arial"/>
-          <w:sz w:val="28"/>
-          <w:szCs w:val="28"/>
-        </w:rPr>
-      </w:pPr>
-      <w:r>
-        <w:rPr>
-          <w:rFonts w:ascii="Arial" w:hAnsi="Arial" w:cs="Arial"/>
-          <w:sz w:val="28"/>
-          <w:szCs w:val="28"/>
-        </w:rPr>
         <w:t xml:space="preserve">I gathered feedback from </w:t>
       </w:r>
       <w:r>
@@ -5086,46 +6095,79 @@
           <w:szCs w:val="28"/>
         </w:rPr>
       </w:pPr>
-    </w:p>
-    <w:p>
-      <w:pPr>
-        <w:rPr>
-          <w:rFonts w:ascii="Arial" w:hAnsi="Arial" w:cs="Arial"/>
-          <w:sz w:val="28"/>
-          <w:szCs w:val="28"/>
-        </w:rPr>
-      </w:pPr>
-    </w:p>
-    <w:p>
-      <w:pPr>
-        <w:rPr>
-          <w:rFonts w:ascii="Arial" w:hAnsi="Arial" w:cs="Arial"/>
-          <w:sz w:val="28"/>
-          <w:szCs w:val="28"/>
-        </w:rPr>
-      </w:pPr>
-    </w:p>
-    <w:p>
-      <w:pPr>
-        <w:pStyle w:val="ListParagraph"/>
-        <w:numPr>
-          <w:ilvl w:val="0"/>
-          <w:numId w:val="1"/>
-        </w:numPr>
-        <w:rPr>
-          <w:rFonts w:ascii="Arial" w:hAnsi="Arial" w:cs="Arial"/>
-          <w:sz w:val="28"/>
-          <w:szCs w:val="28"/>
-        </w:rPr>
-      </w:pPr>
-      <w:r>
-        <w:rPr>
-          <w:rFonts w:ascii="Arial" w:hAnsi="Arial" w:cs="Arial"/>
-          <w:sz w:val="28"/>
-          <w:szCs w:val="28"/>
-        </w:rPr>
+      <w:hyperlink w:anchor="toc" w:history="1">
+        <w:r>
+          <w:rPr>
+            <w:rStyle w:val="Hyperlink"/>
+            <w:rFonts w:ascii="Arial" w:hAnsi="Arial" w:cs="Arial"/>
+            <w:sz w:val="28"/>
+            <w:szCs w:val="28"/>
+          </w:rPr>
+          <w:t>Go back</w:t>
+        </w:r>
+      </w:hyperlink>
+    </w:p>
+    <w:p>
+      <w:pPr>
+        <w:rPr>
+          <w:rFonts w:ascii="Arial" w:hAnsi="Arial" w:cs="Arial"/>
+          <w:sz w:val="28"/>
+          <w:szCs w:val="28"/>
+        </w:rPr>
+      </w:pPr>
+    </w:p>
+    <w:p>
+      <w:pPr>
+        <w:rPr>
+          <w:rFonts w:ascii="Arial" w:hAnsi="Arial" w:cs="Arial"/>
+          <w:sz w:val="28"/>
+          <w:szCs w:val="28"/>
+        </w:rPr>
+      </w:pPr>
+    </w:p>
+    <w:p>
+      <w:pPr>
+        <w:rPr>
+          <w:rFonts w:ascii="Arial" w:hAnsi="Arial" w:cs="Arial"/>
+          <w:sz w:val="28"/>
+          <w:szCs w:val="28"/>
+        </w:rPr>
+      </w:pPr>
+    </w:p>
+    <w:p>
+      <w:pPr>
+        <w:rPr>
+          <w:rFonts w:ascii="Arial" w:hAnsi="Arial" w:cs="Arial"/>
+          <w:sz w:val="28"/>
+          <w:szCs w:val="28"/>
+        </w:rPr>
+      </w:pPr>
+      <w:hyperlink w:anchor="toc" w:history="1">
+        <w:r>
+          <w:rPr>
+            <w:rStyle w:val="Hyperlink"/>
+            <w:rFonts w:ascii="Arial" w:hAnsi="Arial" w:cs="Arial"/>
+            <w:sz w:val="28"/>
+            <w:szCs w:val="28"/>
+          </w:rPr>
+          <w:t>Go back</w:t>
+        </w:r>
+      </w:hyperlink>
+    </w:p>
+    <w:p>
+      <w:pPr>
+        <w:pStyle w:val="Heading1"/>
+      </w:pPr>
+      <w:bookmarkStart w:id="5" w:name="_Toc176290535"/>
+    </w:p>
+    <w:p>
+      <w:pPr>
+        <w:pStyle w:val="Heading1"/>
+      </w:pPr>
+      <w:r>
         <w:t>Working Collaboratively</w:t>
       </w:r>
+      <w:bookmarkEnd w:id="5"/>
     </w:p>
     <w:p>
       <w:pPr>
@@ -5337,7 +6379,43 @@
           <w:sz w:val="28"/>
           <w:szCs w:val="28"/>
         </w:rPr>
-        <w:t>Van telematics data comes in in JSON of lat, lon, and timestamp, and calculation the speed</w:t>
+        <w:t xml:space="preserve">Van telematics data comes in in JSON of </w:t>
+      </w:r>
+      <w:proofErr w:type="spellStart"/>
+      <w:r>
+        <w:rPr>
+          <w:rFonts w:ascii="Arial" w:hAnsi="Arial" w:cs="Arial"/>
+          <w:sz w:val="28"/>
+          <w:szCs w:val="28"/>
+        </w:rPr>
+        <w:t>lat</w:t>
+      </w:r>
+      <w:proofErr w:type="spellEnd"/>
+      <w:r>
+        <w:rPr>
+          <w:rFonts w:ascii="Arial" w:hAnsi="Arial" w:cs="Arial"/>
+          <w:sz w:val="28"/>
+          <w:szCs w:val="28"/>
+        </w:rPr>
+        <w:t xml:space="preserve">, </w:t>
+      </w:r>
+      <w:proofErr w:type="spellStart"/>
+      <w:r>
+        <w:rPr>
+          <w:rFonts w:ascii="Arial" w:hAnsi="Arial" w:cs="Arial"/>
+          <w:sz w:val="28"/>
+          <w:szCs w:val="28"/>
+        </w:rPr>
+        <w:t>lon</w:t>
+      </w:r>
+      <w:proofErr w:type="spellEnd"/>
+      <w:r>
+        <w:rPr>
+          <w:rFonts w:ascii="Arial" w:hAnsi="Arial" w:cs="Arial"/>
+          <w:sz w:val="28"/>
+          <w:szCs w:val="28"/>
+        </w:rPr>
+        <w:t>, and timestamp, and calculation the speed</w:t>
       </w:r>
     </w:p>
     <w:p>
@@ -5583,8 +6661,38 @@
         <w:t>with Cloud Hub and contributed to Code base</w:t>
       </w:r>
     </w:p>
+    <w:p>
+      <w:pPr>
+        <w:ind w:left="720"/>
+        <w:rPr>
+          <w:rFonts w:ascii="Arial" w:hAnsi="Arial" w:cs="Arial"/>
+          <w:sz w:val="28"/>
+          <w:szCs w:val="28"/>
+        </w:rPr>
+      </w:pPr>
+    </w:p>
+    <w:p>
+      <w:pPr>
+        <w:ind w:left="720"/>
+        <w:rPr>
+          <w:rFonts w:ascii="Arial" w:hAnsi="Arial" w:cs="Arial"/>
+          <w:sz w:val="28"/>
+          <w:szCs w:val="28"/>
+        </w:rPr>
+      </w:pPr>
+      <w:hyperlink w:anchor="toc" w:history="1">
+        <w:r>
+          <w:rPr>
+            <w:rStyle w:val="Hyperlink"/>
+            <w:rFonts w:ascii="Arial" w:hAnsi="Arial" w:cs="Arial"/>
+            <w:sz w:val="28"/>
+            <w:szCs w:val="28"/>
+          </w:rPr>
+          <w:t>Go back</w:t>
+        </w:r>
+      </w:hyperlink>
+    </w:p>
     <w:sectPr>
-      <w:footerReference w:type="default" r:id="rId7"/>
       <w:pgSz w:w="11906" w:h="16838"/>
       <w:pgMar w:top="1440" w:right="1440" w:bottom="1440" w:left="1440" w:header="708" w:footer="708" w:gutter="0"/>
       <w:cols w:space="708"/>
@@ -5617,59 +6725,6 @@
     </w:p>
   </w:endnote>
 </w:endnotes>
-</file>
-
-<file path=word/footer1.xml><?xml version="1.0" encoding="utf-8"?>
-<w:ftr xmlns:wpc="http://schemas.microsoft.com/office/word/2010/wordprocessingCanvas" xmlns:cx="http://schemas.microsoft.com/office/drawing/2014/chartex" xmlns:cx1="http://schemas.microsoft.com/office/drawing/2015/9/8/chartex" xmlns:cx2="http://schemas.microsoft.com/office/drawing/2015/10/21/chartex" xmlns:cx3="http://schemas.microsoft.com/office/drawing/2016/5/9/chartex" xmlns:cx4="http://schemas.microsoft.com/office/drawing/2016/5/10/chartex" xmlns:cx5="http://schemas.microsoft.com/office/drawing/2016/5/11/chartex" xmlns:cx6="http://schemas.microsoft.com/office/drawing/2016/5/12/chartex" xmlns:cx7="http://schemas.microsoft.com/office/drawing/2016/5/13/chartex" xmlns:cx8="http://schemas.microsoft.com/office/drawing/2016/5/14/chartex" xmlns:mc="http://schemas.openxmlformats.org/markup-compatibility/2006" xmlns:aink="http://schemas.microsoft.com/office/drawing/2016/ink" xmlns:am3d="http://schemas.microsoft.com/office/drawing/2017/model3d" xmlns:o="urn:schemas-microsoft-com:office:office" xmlns:oel="http://schemas.microsoft.com/office/2019/extlst" xmlns:r="http://schemas.openxmlformats.org/officeDocument/2006/relationships" xmlns:m="http://schemas.openxmlformats.org/officeDocument/2006/math" xmlns:v="urn:schemas-microsoft-com:vml" xmlns:wp14="http://schemas.microsoft.com/office/word/2010/wordprocessingDrawing" xmlns:wp="http://schemas.openxmlformats.org/drawingml/2006/wordprocessingDrawing" xmlns:w10="urn:schemas-microsoft-com:office:word" xmlns:w="http://schemas.openxmlformats.org/wordprocessingml/2006/main" xmlns:w14="http://schemas.microsoft.com/office/word/2010/wordml" xmlns:w15="http://schemas.microsoft.com/office/word/2012/wordml" xmlns:w16cex="http://schemas.microsoft.com/office/word/2018/wordml/cex" xmlns:w16cid="http://schemas.microsoft.com/office/word/2016/wordml/cid" xmlns:w16="http://schemas.microsoft.com/office/word/2018/wordml" xmlns:w16du="http://schemas.microsoft.com/office/word/2023/wordml/word16du" xmlns:w16sdtdh="http://schemas.microsoft.com/office/word/2020/wordml/sdtdatahash" xmlns:w16se="http://schemas.microsoft.com/office/word/2015/wordml/symex" xmlns:wpg="http://schemas.microsoft.com/office/word/2010/wordprocessingGroup" xmlns:wpi="http://schemas.microsoft.com/office/word/2010/wordprocessingInk" xmlns:wne="http://schemas.microsoft.com/office/word/2006/wordml" xmlns:wps="http://schemas.microsoft.com/office/word/2010/wordprocessingShape" mc:Ignorable="w14 w15 w16se w16cid w16 w16cex w16sdtdh w16du wp14">
-  <w:sdt>
-    <w:sdtPr>
-      <w:id w:val="2025209725"/>
-      <w:docPartObj>
-        <w:docPartGallery w:val="Page Numbers (Bottom of Page)"/>
-        <w:docPartUnique/>
-      </w:docPartObj>
-    </w:sdtPr>
-    <w:sdtEndPr>
-      <w:rPr>
-        <w:noProof/>
-      </w:rPr>
-    </w:sdtEndPr>
-    <w:sdtContent>
-      <w:p>
-        <w:pPr>
-          <w:pStyle w:val="Footer"/>
-          <w:jc w:val="right"/>
-        </w:pPr>
-        <w:r>
-          <w:fldChar w:fldCharType="begin"/>
-        </w:r>
-        <w:r>
-          <w:instrText xml:space="preserve"> PAGE   \* MERGEFORMAT </w:instrText>
-        </w:r>
-        <w:r>
-          <w:fldChar w:fldCharType="separate"/>
-        </w:r>
-        <w:r>
-          <w:rPr>
-            <w:noProof/>
-          </w:rPr>
-          <w:t>2</w:t>
-        </w:r>
-        <w:r>
-          <w:rPr>
-            <w:noProof/>
-          </w:rPr>
-          <w:fldChar w:fldCharType="end"/>
-        </w:r>
-      </w:p>
-    </w:sdtContent>
-  </w:sdt>
-  <w:p>
-    <w:pPr>
-      <w:pStyle w:val="Footer"/>
-    </w:pPr>
-  </w:p>
-</w:ftr>
 </file>
 
 <file path=word/footnotes.xml><?xml version="1.0" encoding="utf-8"?>
@@ -7177,9 +8232,31 @@
     <w:name w:val="Normal"/>
     <w:qFormat/>
   </w:style>
+  <w:style w:type="paragraph" w:styleId="Heading1">
+    <w:name w:val="heading 1"/>
+    <w:basedOn w:val="Normal"/>
+    <w:next w:val="Normal"/>
+    <w:link w:val="Heading1Char"/>
+    <w:uiPriority w:val="9"/>
+    <w:qFormat/>
+    <w:rsid w:val="001665A6"/>
+    <w:pPr>
+      <w:keepNext/>
+      <w:keepLines/>
+      <w:spacing w:before="240" w:after="0"/>
+      <w:outlineLvl w:val="0"/>
+    </w:pPr>
+    <w:rPr>
+      <w:rFonts w:asciiTheme="majorHAnsi" w:eastAsiaTheme="majorEastAsia" w:hAnsiTheme="majorHAnsi" w:cstheme="majorBidi"/>
+      <w:color w:val="2F5496" w:themeColor="accent1" w:themeShade="BF"/>
+      <w:sz w:val="32"/>
+      <w:szCs w:val="32"/>
+    </w:rPr>
+  </w:style>
   <w:style w:type="character" w:default="1" w:styleId="DefaultParagraphFont">
     <w:name w:val="Default Paragraph Font"/>
     <w:uiPriority w:val="1"/>
+    <w:semiHidden/>
     <w:unhideWhenUsed/>
   </w:style>
   <w:style w:type="table" w:default="1" w:styleId="TableNormal">
@@ -7257,6 +8334,83 @@
     <w:link w:val="Footer"/>
     <w:uiPriority w:val="99"/>
     <w:rsid w:val="008D1F4C"/>
+  </w:style>
+  <w:style w:type="character" w:customStyle="1" w:styleId="Heading1Char">
+    <w:name w:val="Heading 1 Char"/>
+    <w:basedOn w:val="DefaultParagraphFont"/>
+    <w:link w:val="Heading1"/>
+    <w:uiPriority w:val="9"/>
+    <w:rsid w:val="001665A6"/>
+    <w:rPr>
+      <w:rFonts w:asciiTheme="majorHAnsi" w:eastAsiaTheme="majorEastAsia" w:hAnsiTheme="majorHAnsi" w:cstheme="majorBidi"/>
+      <w:color w:val="2F5496" w:themeColor="accent1" w:themeShade="BF"/>
+      <w:sz w:val="32"/>
+      <w:szCs w:val="32"/>
+    </w:rPr>
+  </w:style>
+  <w:style w:type="paragraph" w:styleId="TOCHeading">
+    <w:name w:val="TOC Heading"/>
+    <w:basedOn w:val="Heading1"/>
+    <w:next w:val="Normal"/>
+    <w:uiPriority w:val="39"/>
+    <w:unhideWhenUsed/>
+    <w:qFormat/>
+    <w:rsid w:val="001665A6"/>
+    <w:pPr>
+      <w:outlineLvl w:val="9"/>
+    </w:pPr>
+    <w:rPr>
+      <w:kern w:val="0"/>
+      <w:lang w:val="en-US"/>
+      <w14:ligatures w14:val="none"/>
+    </w:rPr>
+  </w:style>
+  <w:style w:type="paragraph" w:styleId="TOC1">
+    <w:name w:val="toc 1"/>
+    <w:basedOn w:val="Normal"/>
+    <w:next w:val="Normal"/>
+    <w:autoRedefine/>
+    <w:uiPriority w:val="39"/>
+    <w:unhideWhenUsed/>
+    <w:rsid w:val="00D20958"/>
+    <w:pPr>
+      <w:spacing w:after="100"/>
+    </w:pPr>
+  </w:style>
+  <w:style w:type="character" w:styleId="Hyperlink">
+    <w:name w:val="Hyperlink"/>
+    <w:basedOn w:val="DefaultParagraphFont"/>
+    <w:uiPriority w:val="99"/>
+    <w:unhideWhenUsed/>
+    <w:rsid w:val="00D20958"/>
+    <w:rPr>
+      <w:color w:val="0563C1" w:themeColor="hyperlink"/>
+      <w:u w:val="single"/>
+    </w:rPr>
+  </w:style>
+  <w:style w:type="character" w:styleId="UnresolvedMention">
+    <w:name w:val="Unresolved Mention"/>
+    <w:basedOn w:val="DefaultParagraphFont"/>
+    <w:uiPriority w:val="99"/>
+    <w:semiHidden/>
+    <w:unhideWhenUsed/>
+    <w:rsid w:val="00F01388"/>
+    <w:rPr>
+      <w:color w:val="605E5C"/>
+      <w:shd w:val="clear" w:color="auto" w:fill="E1DFDD"/>
+    </w:rPr>
+  </w:style>
+  <w:style w:type="character" w:styleId="FollowedHyperlink">
+    <w:name w:val="FollowedHyperlink"/>
+    <w:basedOn w:val="DefaultParagraphFont"/>
+    <w:uiPriority w:val="99"/>
+    <w:semiHidden/>
+    <w:unhideWhenUsed/>
+    <w:rsid w:val="00F01388"/>
+    <w:rPr>
+      <w:color w:val="954F72" w:themeColor="followedHyperlink"/>
+      <w:u w:val="single"/>
+    </w:rPr>
   </w:style>
 </w:styles>
 </file>
@@ -7554,4 +8708,16 @@
     </a:ext>
   </a:extLst>
 </a:theme>
+</file>
+
+<file path=customXml/item1.xml><?xml version="1.0" encoding="utf-8"?>
+<b:Sources xmlns:b="http://schemas.openxmlformats.org/officeDocument/2006/bibliography" xmlns="http://schemas.openxmlformats.org/officeDocument/2006/bibliography" SelectedStyle="\APASixthEditionOfficeOnline.xsl" StyleName="APA" Version="6"/>
+</file>
+
+<file path=customXml/itemProps1.xml><?xml version="1.0" encoding="utf-8"?>
+<ds:datastoreItem xmlns:ds="http://schemas.openxmlformats.org/officeDocument/2006/customXml" ds:itemID="{6F30D441-975E-48CA-AE26-65B7C6F56A0F}">
+  <ds:schemaRefs>
+    <ds:schemaRef ds:uri="http://schemas.openxmlformats.org/officeDocument/2006/bibliography"/>
+  </ds:schemaRefs>
+</ds:datastoreItem>
 </file>